--- a/Sistemas informaticos/test resumen admon dominio ej.docx
+++ b/Sistemas informaticos/test resumen admon dominio ej.docx
@@ -57,7 +57,15 @@
       </w:r>
     </w:p>
     <w:p>
-      <w:r>
+      <w:pPr>
+        <w:rPr>
+          <w:color w:val="EE0000"/>
+        </w:rPr>
+      </w:pPr>
+      <w:r>
+        <w:rPr>
+          <w:color w:val="EE0000"/>
+        </w:rPr>
         <w:t xml:space="preserve">C. No es posible gestionar políticas de seguridad o usuarios de forma centralizada </w:t>
       </w:r>
     </w:p>
@@ -78,19 +86,27 @@
       </w:r>
     </w:p>
     <w:p>
-      <w:r>
+      <w:pPr>
+        <w:rPr>
+          <w:color w:val="EE0000"/>
+        </w:rPr>
+      </w:pPr>
+      <w:r>
+        <w:rPr>
+          <w:color w:val="EE0000"/>
+        </w:rPr>
         <w:t>B. Es local para cada equipo, requiriendo cuentas en cada dispositivo</w:t>
       </w:r>
     </w:p>
     <w:p>
       <w:pPr>
         <w:rPr>
-          <w:color w:val="EE0000"/>
-        </w:rPr>
-      </w:pPr>
-      <w:r>
-        <w:rPr>
-          <w:color w:val="EE0000"/>
+          <w:color w:val="0D0D0D" w:themeColor="text1" w:themeTint="F2"/>
+        </w:rPr>
+      </w:pPr>
+      <w:r>
+        <w:rPr>
+          <w:color w:val="0D0D0D" w:themeColor="text1" w:themeTint="F2"/>
         </w:rPr>
         <w:t xml:space="preserve"> C. Se maneja exclusivamente a través de LDAP</w:t>
       </w:r>
@@ -125,7 +141,15 @@
       </w:r>
     </w:p>
     <w:p>
-      <w:r>
+      <w:pPr>
+        <w:rPr>
+          <w:color w:val="EE0000"/>
+        </w:rPr>
+      </w:pPr>
+      <w:r>
+        <w:rPr>
+          <w:color w:val="EE0000"/>
+        </w:rPr>
         <w:t xml:space="preserve">C. Estructura de Dominio (Cliente-Servidor) </w:t>
       </w:r>
     </w:p>
@@ -142,7 +166,15 @@
       </w:r>
     </w:p>
     <w:p>
-      <w:r>
+      <w:pPr>
+        <w:rPr>
+          <w:color w:val="EE0000"/>
+        </w:rPr>
+      </w:pPr>
+      <w:r>
+        <w:rPr>
+          <w:color w:val="EE0000"/>
+        </w:rPr>
         <w:t xml:space="preserve"> A. Permite que los usuarios se autentiquen una sola vez para acceder a cualquier equipo del dominio </w:t>
       </w:r>
     </w:p>
@@ -173,7 +205,15 @@
       </w:r>
     </w:p>
     <w:p>
-      <w:r>
+      <w:pPr>
+        <w:rPr>
+          <w:color w:val="EE0000"/>
+        </w:rPr>
+      </w:pPr>
+      <w:r>
+        <w:rPr>
+          <w:color w:val="EE0000"/>
+        </w:rPr>
         <w:t>B. Proveer recursos, maximizando el rendimiento</w:t>
       </w:r>
     </w:p>
@@ -207,23 +247,43 @@
       </w:r>
     </w:p>
     <w:p>
-      <w:r>
+      <w:pPr>
+        <w:rPr>
+          <w:color w:val="EE0000"/>
+        </w:rPr>
+      </w:pPr>
+      <w:r>
+        <w:rPr>
+          <w:color w:val="EE0000"/>
+        </w:rPr>
         <w:t xml:space="preserve">B. Azure Active </w:t>
       </w:r>
       <w:proofErr w:type="spellStart"/>
       <w:r>
+        <w:rPr>
+          <w:color w:val="EE0000"/>
+        </w:rPr>
         <w:t>Directory</w:t>
       </w:r>
       <w:proofErr w:type="spellEnd"/>
       <w:r>
+        <w:rPr>
+          <w:color w:val="EE0000"/>
+        </w:rPr>
         <w:t xml:space="preserve"> (AAD) y Active </w:t>
       </w:r>
       <w:proofErr w:type="spellStart"/>
       <w:r>
+        <w:rPr>
+          <w:color w:val="EE0000"/>
+        </w:rPr>
         <w:t>Directory</w:t>
       </w:r>
       <w:proofErr w:type="spellEnd"/>
       <w:r>
+        <w:rPr>
+          <w:color w:val="EE0000"/>
+        </w:rPr>
         <w:t xml:space="preserve"> (AD) </w:t>
       </w:r>
     </w:p>
@@ -252,7 +312,15 @@
       </w:r>
     </w:p>
     <w:p>
-      <w:r>
+      <w:pPr>
+        <w:rPr>
+          <w:color w:val="EE0000"/>
+        </w:rPr>
+      </w:pPr>
+      <w:r>
+        <w:rPr>
+          <w:color w:val="EE0000"/>
+        </w:rPr>
         <w:t xml:space="preserve"> B. Protocolo de Acceso a Directorio Ligero (LDAP) </w:t>
       </w:r>
     </w:p>
@@ -293,7 +361,15 @@
       </w:r>
     </w:p>
     <w:p>
-      <w:r>
+      <w:pPr>
+        <w:rPr>
+          <w:color w:val="EE0000"/>
+        </w:rPr>
+      </w:pPr>
+      <w:r>
+        <w:rPr>
+          <w:color w:val="EE0000"/>
+        </w:rPr>
         <w:t xml:space="preserve">C. Kerberos </w:t>
       </w:r>
     </w:p>
@@ -322,17 +398,29 @@
       </w:r>
     </w:p>
     <w:p>
-      <w:r>
+      <w:pPr>
+        <w:rPr>
+          <w:color w:val="EE0000"/>
+        </w:rPr>
+      </w:pPr>
+      <w:r>
+        <w:rPr>
+          <w:color w:val="EE0000"/>
+        </w:rPr>
         <w:t>C. Bosque (</w:t>
       </w:r>
       <w:r>
         <w:rPr>
           <w:i/>
           <w:iCs/>
+          <w:color w:val="EE0000"/>
         </w:rPr>
         <w:t>Forest</w:t>
       </w:r>
       <w:r>
+        <w:rPr>
+          <w:color w:val="EE0000"/>
+        </w:rPr>
         <w:t>)</w:t>
       </w:r>
     </w:p>
@@ -358,7 +446,15 @@
       </w:r>
     </w:p>
     <w:p>
-      <w:r>
+      <w:pPr>
+        <w:rPr>
+          <w:color w:val="EE0000"/>
+        </w:rPr>
+      </w:pPr>
+      <w:r>
+        <w:rPr>
+          <w:color w:val="EE0000"/>
+        </w:rPr>
         <w:t xml:space="preserve"> C. Dominio </w:t>
       </w:r>
     </w:p>
@@ -384,7 +480,15 @@
       </w:r>
     </w:p>
     <w:p>
-      <w:r>
+      <w:pPr>
+        <w:rPr>
+          <w:color w:val="EE0000"/>
+        </w:rPr>
+      </w:pPr>
+      <w:r>
+        <w:rPr>
+          <w:color w:val="EE0000"/>
+        </w:rPr>
         <w:t>C. Organizar y segmentar recursos según la estructura de la organización</w:t>
       </w:r>
     </w:p>
@@ -418,7 +522,15 @@
       </w:r>
     </w:p>
     <w:p>
-      <w:r>
+      <w:pPr>
+        <w:rPr>
+          <w:color w:val="EE0000"/>
+        </w:rPr>
+      </w:pPr>
+      <w:r>
+        <w:rPr>
+          <w:color w:val="EE0000"/>
+        </w:rPr>
         <w:t xml:space="preserve"> B. Árbol (</w:t>
       </w:r>
       <w:proofErr w:type="spellStart"/>
@@ -426,11 +538,15 @@
         <w:rPr>
           <w:i/>
           <w:iCs/>
+          <w:color w:val="EE0000"/>
         </w:rPr>
         <w:t>Tree</w:t>
       </w:r>
       <w:proofErr w:type="spellEnd"/>
       <w:r>
+        <w:rPr>
+          <w:color w:val="EE0000"/>
+        </w:rPr>
         <w:t xml:space="preserve">) </w:t>
       </w:r>
     </w:p>
@@ -474,15 +590,29 @@
       </w:r>
     </w:p>
     <w:p>
-      <w:r>
+      <w:pPr>
+        <w:rPr>
+          <w:color w:val="EE0000"/>
+        </w:rPr>
+      </w:pPr>
+      <w:r>
+        <w:rPr>
+          <w:color w:val="EE0000"/>
+        </w:rPr>
         <w:t>D. Unidades Organizativas (</w:t>
       </w:r>
       <w:proofErr w:type="spellStart"/>
       <w:r>
+        <w:rPr>
+          <w:color w:val="EE0000"/>
+        </w:rPr>
         <w:t>UOs</w:t>
       </w:r>
       <w:proofErr w:type="spellEnd"/>
       <w:r>
+        <w:rPr>
+          <w:color w:val="EE0000"/>
+        </w:rPr>
         <w:t>)</w:t>
       </w:r>
     </w:p>
@@ -501,7 +631,15 @@
       </w:r>
     </w:p>
     <w:p>
-      <w:r>
+      <w:pPr>
+        <w:rPr>
+          <w:color w:val="EE0000"/>
+        </w:rPr>
+      </w:pPr>
+      <w:r>
+        <w:rPr>
+          <w:color w:val="EE0000"/>
+        </w:rPr>
         <w:t xml:space="preserve"> A. Transitiva </w:t>
       </w:r>
     </w:p>
@@ -537,7 +675,15 @@
       </w:r>
     </w:p>
     <w:p>
-      <w:r>
+      <w:pPr>
+        <w:rPr>
+          <w:color w:val="EE0000"/>
+        </w:rPr>
+      </w:pPr>
+      <w:r>
+        <w:rPr>
+          <w:color w:val="EE0000"/>
+        </w:rPr>
         <w:t xml:space="preserve">C. Catálogo Global (GC) </w:t>
       </w:r>
     </w:p>
@@ -564,7 +710,15 @@
       </w:r>
     </w:p>
     <w:p>
-      <w:r>
+      <w:pPr>
+        <w:rPr>
+          <w:color w:val="EE0000"/>
+        </w:rPr>
+      </w:pPr>
+      <w:r>
+        <w:rPr>
+          <w:color w:val="EE0000"/>
+        </w:rPr>
         <w:t xml:space="preserve">C. El Esquema </w:t>
       </w:r>
     </w:p>
@@ -600,15 +754,29 @@
       </w:r>
     </w:p>
     <w:p>
-      <w:r>
+      <w:pPr>
+        <w:rPr>
+          <w:color w:val="EE0000"/>
+        </w:rPr>
+      </w:pPr>
+      <w:r>
+        <w:rPr>
+          <w:color w:val="EE0000"/>
+        </w:rPr>
         <w:t xml:space="preserve"> C. Controladores de Dominio (</w:t>
       </w:r>
       <w:proofErr w:type="spellStart"/>
       <w:r>
+        <w:rPr>
+          <w:color w:val="EE0000"/>
+        </w:rPr>
         <w:t>DCs</w:t>
       </w:r>
       <w:proofErr w:type="spellEnd"/>
       <w:r>
+        <w:rPr>
+          <w:color w:val="EE0000"/>
+        </w:rPr>
         <w:t>)</w:t>
       </w:r>
     </w:p>
@@ -639,7 +807,15 @@
       </w:r>
     </w:p>
     <w:p>
-      <w:r>
+      <w:pPr>
+        <w:rPr>
+          <w:color w:val="EE0000"/>
+        </w:rPr>
+      </w:pPr>
+      <w:r>
+        <w:rPr>
+          <w:color w:val="EE0000"/>
+        </w:rPr>
         <w:t xml:space="preserve"> B. Representar ubicaciones geográficas con buena conectividad para optimizar la replicación</w:t>
       </w:r>
     </w:p>
@@ -678,17 +854,29 @@
       </w:r>
     </w:p>
     <w:p>
-      <w:r>
+      <w:pPr>
+        <w:rPr>
+          <w:color w:val="EE0000"/>
+        </w:rPr>
+      </w:pPr>
+      <w:r>
+        <w:rPr>
+          <w:color w:val="EE0000"/>
+        </w:rPr>
         <w:t>C. Enlaces de Sitio (</w:t>
       </w:r>
       <w:r>
         <w:rPr>
           <w:i/>
           <w:iCs/>
+          <w:color w:val="EE0000"/>
         </w:rPr>
         <w:t>Site Links</w:t>
       </w:r>
       <w:r>
+        <w:rPr>
+          <w:color w:val="EE0000"/>
+        </w:rPr>
         <w:t>)</w:t>
       </w:r>
     </w:p>
@@ -728,7 +916,15 @@
       </w:r>
     </w:p>
     <w:p>
-      <w:r>
+      <w:pPr>
+        <w:rPr>
+          <w:color w:val="EE0000"/>
+        </w:rPr>
+      </w:pPr>
+      <w:r>
+        <w:rPr>
+          <w:color w:val="EE0000"/>
+        </w:rPr>
         <w:t xml:space="preserve"> A. DDNS (Dynamic DNS) </w:t>
       </w:r>
     </w:p>
@@ -759,7 +955,15 @@
       </w:r>
     </w:p>
     <w:p>
-      <w:r>
+      <w:pPr>
+        <w:rPr>
+          <w:color w:val="EE0000"/>
+        </w:rPr>
+      </w:pPr>
+      <w:r>
+        <w:rPr>
+          <w:color w:val="EE0000"/>
+        </w:rPr>
         <w:t xml:space="preserve">B. Permitir al DA dirigir las solicitudes de autenticación al controlador de dominio más cercano en esa ubicación </w:t>
       </w:r>
     </w:p>
@@ -798,7 +1002,15 @@
       </w:r>
     </w:p>
     <w:p>
-      <w:r>
+      <w:pPr>
+        <w:rPr>
+          <w:color w:val="EE0000"/>
+        </w:rPr>
+      </w:pPr>
+      <w:r>
+        <w:rPr>
+          <w:color w:val="EE0000"/>
+        </w:rPr>
         <w:t xml:space="preserve"> B. Está optimizada para conexiones WAN y compresión de datos </w:t>
       </w:r>
     </w:p>
@@ -857,7 +1069,15 @@
       </w:r>
     </w:p>
     <w:p>
-      <w:r>
+      <w:pPr>
+        <w:rPr>
+          <w:color w:val="EE0000"/>
+        </w:rPr>
+      </w:pPr>
+      <w:r>
+        <w:rPr>
+          <w:color w:val="EE0000"/>
+        </w:rPr>
         <w:t>C. El coste del enlace</w:t>
       </w:r>
     </w:p>
@@ -885,7 +1105,15 @@
       </w:r>
     </w:p>
     <w:p>
-      <w:r>
+      <w:pPr>
+        <w:rPr>
+          <w:color w:val="EE0000"/>
+        </w:rPr>
+      </w:pPr>
+      <w:r>
+        <w:rPr>
+          <w:color w:val="EE0000"/>
+        </w:rPr>
         <w:t xml:space="preserve">C. 8-16 GB de RAM o más, y discos SSD </w:t>
       </w:r>
     </w:p>
@@ -919,7 +1147,15 @@
       </w:r>
     </w:p>
     <w:p>
-      <w:r>
+      <w:pPr>
+        <w:rPr>
+          <w:color w:val="EE0000"/>
+        </w:rPr>
+      </w:pPr>
+      <w:r>
+        <w:rPr>
+          <w:color w:val="EE0000"/>
+        </w:rPr>
         <w:t>C. Dirección IP estática para el servidor</w:t>
       </w:r>
     </w:p>
@@ -945,7 +1181,15 @@
       </w:r>
     </w:p>
     <w:p>
-      <w:r>
+      <w:pPr>
+        <w:rPr>
+          <w:color w:val="EE0000"/>
+        </w:rPr>
+      </w:pPr>
+      <w:r>
+        <w:rPr>
+          <w:color w:val="EE0000"/>
+        </w:rPr>
         <w:t xml:space="preserve"> C. Horario permitido de acceso</w:t>
       </w:r>
     </w:p>
@@ -990,7 +1234,15 @@
       </w:r>
     </w:p>
     <w:p>
-      <w:r>
+      <w:pPr>
+        <w:rPr>
+          <w:color w:val="EE0000"/>
+        </w:rPr>
+      </w:pPr>
+      <w:r>
+        <w:rPr>
+          <w:color w:val="EE0000"/>
+        </w:rPr>
         <w:t xml:space="preserve"> B. Kerberos </w:t>
       </w:r>
     </w:p>
@@ -1022,7 +1274,15 @@
       </w:r>
     </w:p>
     <w:p>
-      <w:r>
+      <w:pPr>
+        <w:rPr>
+          <w:color w:val="EE0000"/>
+        </w:rPr>
+      </w:pPr>
+      <w:r>
+        <w:rPr>
+          <w:color w:val="EE0000"/>
+        </w:rPr>
         <w:t xml:space="preserve"> C. Perfil Obligatorio </w:t>
       </w:r>
     </w:p>
@@ -1048,13 +1308,2598 @@
       </w:r>
     </w:p>
     <w:p>
-      <w:r>
+      <w:pPr>
+        <w:rPr>
+          <w:color w:val="EE0000"/>
+        </w:rPr>
+      </w:pPr>
+      <w:r>
+        <w:rPr>
+          <w:color w:val="EE0000"/>
+        </w:rPr>
         <w:t xml:space="preserve"> C. Scripts de Inicio de Sesión </w:t>
       </w:r>
     </w:p>
     <w:p>
       <w:r>
         <w:t>D. Variables de Entorno</w:t>
+      </w:r>
+    </w:p>
+    <w:p>
+      <w:r>
+        <w:br w:type="page"/>
+      </w:r>
+    </w:p>
+    <w:p>
+      <w:pPr>
+        <w:rPr>
+          <w:rFonts w:ascii="Segoe UI Emoji" w:hAnsi="Segoe UI Emoji" w:cs="Segoe UI Emoji"/>
+          <w:b/>
+          <w:bCs/>
+        </w:rPr>
+      </w:pPr>
+      <w:r>
+        <w:rPr>
+          <w:rFonts w:ascii="Segoe UI Emoji" w:hAnsi="Segoe UI Emoji" w:cs="Segoe UI Emoji"/>
+          <w:b/>
+          <w:bCs/>
+        </w:rPr>
+        <w:lastRenderedPageBreak/>
+        <w:t xml:space="preserve">✅ RESPUESTAS + DE DÓNDE SALEN EN LOS </w:t>
+      </w:r>
+      <w:proofErr w:type="spellStart"/>
+      <w:r>
+        <w:rPr>
+          <w:rFonts w:ascii="Segoe UI Emoji" w:hAnsi="Segoe UI Emoji" w:cs="Segoe UI Emoji"/>
+          <w:b/>
+          <w:bCs/>
+        </w:rPr>
+        <w:t>PDFs</w:t>
+      </w:r>
+      <w:proofErr w:type="spellEnd"/>
+    </w:p>
+    <w:p>
+      <w:pPr>
+        <w:rPr>
+          <w:rFonts w:ascii="Segoe UI Emoji" w:hAnsi="Segoe UI Emoji" w:cs="Segoe UI Emoji"/>
+          <w:b/>
+          <w:bCs/>
+        </w:rPr>
+      </w:pPr>
+      <w:r>
+        <w:rPr>
+          <w:rFonts w:ascii="Segoe UI Emoji" w:hAnsi="Segoe UI Emoji" w:cs="Segoe UI Emoji"/>
+          <w:b/>
+          <w:bCs/>
+        </w:rPr>
+        <w:t>1. B – Creación y gestión de usuarios, grupos y políticas de seguridad</w:t>
+      </w:r>
+    </w:p>
+    <w:p>
+      <w:pPr>
+        <w:rPr>
+          <w:rFonts w:ascii="Segoe UI Emoji" w:hAnsi="Segoe UI Emoji" w:cs="Segoe UI Emoji"/>
+          <w:b/>
+          <w:bCs/>
+        </w:rPr>
+      </w:pPr>
+      <w:r>
+        <w:rPr>
+          <w:rFonts w:ascii="Segoe UI Emoji" w:hAnsi="Segoe UI Emoji" w:cs="Segoe UI Emoji"/>
+          <w:b/>
+          <w:bCs/>
+        </w:rPr>
+        <w:t xml:space="preserve">→ Aparece en </w:t>
+      </w:r>
+      <w:r>
+        <w:rPr>
+          <w:rFonts w:ascii="Segoe UI Emoji" w:hAnsi="Segoe UI Emoji" w:cs="Segoe UI Emoji"/>
+          <w:b/>
+          <w:bCs/>
+          <w:i/>
+          <w:iCs/>
+        </w:rPr>
+        <w:t>Administración de dominios.pdf</w:t>
+      </w:r>
+      <w:r>
+        <w:rPr>
+          <w:rFonts w:ascii="Segoe UI Emoji" w:hAnsi="Segoe UI Emoji" w:cs="Segoe UI Emoji"/>
+          <w:b/>
+          <w:bCs/>
+        </w:rPr>
+        <w:t>:</w:t>
+      </w:r>
+      <w:r>
+        <w:rPr>
+          <w:rFonts w:ascii="Segoe UI Emoji" w:hAnsi="Segoe UI Emoji" w:cs="Segoe UI Emoji"/>
+          <w:b/>
+          <w:bCs/>
+        </w:rPr>
+        <w:br/>
+        <w:t>“incluyendo tareas esenciales como la creación y gestión de usuarios, grupos y políticas de seguridad”</w:t>
+      </w:r>
+      <w:r>
+        <w:rPr>
+          <w:rFonts w:ascii="Segoe UI Emoji" w:hAnsi="Segoe UI Emoji" w:cs="Segoe UI Emoji"/>
+          <w:b/>
+          <w:bCs/>
+        </w:rPr>
+        <w:br/>
+      </w:r>
+    </w:p>
+    <w:p>
+      <w:pPr>
+        <w:rPr>
+          <w:rFonts w:ascii="Segoe UI Emoji" w:hAnsi="Segoe UI Emoji" w:cs="Segoe UI Emoji"/>
+          <w:b/>
+          <w:bCs/>
+        </w:rPr>
+      </w:pPr>
+      <w:r>
+        <w:rPr>
+          <w:rFonts w:ascii="Segoe UI Emoji" w:hAnsi="Segoe UI Emoji" w:cs="Segoe UI Emoji"/>
+          <w:b/>
+          <w:bCs/>
+        </w:rPr>
+        <w:t>Administración de dominios</w:t>
+      </w:r>
+    </w:p>
+    <w:p>
+      <w:pPr>
+        <w:rPr>
+          <w:rFonts w:ascii="Segoe UI Emoji" w:hAnsi="Segoe UI Emoji" w:cs="Segoe UI Emoji"/>
+          <w:b/>
+          <w:bCs/>
+        </w:rPr>
+      </w:pPr>
+      <w:r>
+        <w:rPr>
+          <w:rFonts w:ascii="Segoe UI Emoji" w:hAnsi="Segoe UI Emoji" w:cs="Segoe UI Emoji"/>
+          <w:b/>
+          <w:bCs/>
+        </w:rPr>
+        <w:pict w14:anchorId="3FF85BBF">
+          <v:rect id="_x0000_i1547" style="width:0;height:1.5pt" o:hralign="center" o:hrstd="t" o:hr="t" fillcolor="#a0a0a0" stroked="f"/>
+        </w:pict>
+      </w:r>
+    </w:p>
+    <w:p>
+      <w:pPr>
+        <w:rPr>
+          <w:rFonts w:ascii="Segoe UI Emoji" w:hAnsi="Segoe UI Emoji" w:cs="Segoe UI Emoji"/>
+          <w:b/>
+          <w:bCs/>
+        </w:rPr>
+      </w:pPr>
+      <w:r>
+        <w:rPr>
+          <w:rFonts w:ascii="Segoe UI Emoji" w:hAnsi="Segoe UI Emoji" w:cs="Segoe UI Emoji"/>
+          <w:b/>
+          <w:bCs/>
+        </w:rPr>
+        <w:t>2. C – No es posible gestionar políticas de seguridad o usuarios de forma centralizada</w:t>
+      </w:r>
+    </w:p>
+    <w:p>
+      <w:pPr>
+        <w:rPr>
+          <w:rFonts w:ascii="Segoe UI Emoji" w:hAnsi="Segoe UI Emoji" w:cs="Segoe UI Emoji"/>
+          <w:b/>
+          <w:bCs/>
+        </w:rPr>
+      </w:pPr>
+      <w:r>
+        <w:rPr>
+          <w:rFonts w:ascii="Segoe UI Emoji" w:hAnsi="Segoe UI Emoji" w:cs="Segoe UI Emoji"/>
+          <w:b/>
+          <w:bCs/>
+        </w:rPr>
+        <w:t>→ “La principal limitación es que no es posible gestionar políticas de seguridad, configuraciones o usuarios de forma centralizada.”</w:t>
+      </w:r>
+      <w:r>
+        <w:rPr>
+          <w:rFonts w:ascii="Segoe UI Emoji" w:hAnsi="Segoe UI Emoji" w:cs="Segoe UI Emoji"/>
+          <w:b/>
+          <w:bCs/>
+        </w:rPr>
+        <w:br/>
+      </w:r>
+    </w:p>
+    <w:p>
+      <w:pPr>
+        <w:rPr>
+          <w:rFonts w:ascii="Segoe UI Emoji" w:hAnsi="Segoe UI Emoji" w:cs="Segoe UI Emoji"/>
+          <w:b/>
+          <w:bCs/>
+        </w:rPr>
+      </w:pPr>
+      <w:r>
+        <w:rPr>
+          <w:rFonts w:ascii="Segoe UI Emoji" w:hAnsi="Segoe UI Emoji" w:cs="Segoe UI Emoji"/>
+          <w:b/>
+          <w:bCs/>
+        </w:rPr>
+        <w:t>Administración de dominios</w:t>
+      </w:r>
+    </w:p>
+    <w:p>
+      <w:pPr>
+        <w:rPr>
+          <w:rFonts w:ascii="Segoe UI Emoji" w:hAnsi="Segoe UI Emoji" w:cs="Segoe UI Emoji"/>
+          <w:b/>
+          <w:bCs/>
+        </w:rPr>
+      </w:pPr>
+      <w:r>
+        <w:rPr>
+          <w:rFonts w:ascii="Segoe UI Emoji" w:hAnsi="Segoe UI Emoji" w:cs="Segoe UI Emoji"/>
+          <w:b/>
+          <w:bCs/>
+        </w:rPr>
+        <w:pict w14:anchorId="35E49770">
+          <v:rect id="_x0000_i1548" style="width:0;height:1.5pt" o:hralign="center" o:hrstd="t" o:hr="t" fillcolor="#a0a0a0" stroked="f"/>
+        </w:pict>
+      </w:r>
+    </w:p>
+    <w:p>
+      <w:pPr>
+        <w:rPr>
+          <w:rFonts w:ascii="Segoe UI Emoji" w:hAnsi="Segoe UI Emoji" w:cs="Segoe UI Emoji"/>
+          <w:b/>
+          <w:bCs/>
+        </w:rPr>
+      </w:pPr>
+      <w:r>
+        <w:rPr>
+          <w:rFonts w:ascii="Segoe UI Emoji" w:hAnsi="Segoe UI Emoji" w:cs="Segoe UI Emoji"/>
+          <w:b/>
+          <w:bCs/>
+        </w:rPr>
+        <w:t>3. B – Autenticación local en cada equipo</w:t>
+      </w:r>
+    </w:p>
+    <w:p>
+      <w:pPr>
+        <w:rPr>
+          <w:rFonts w:ascii="Segoe UI Emoji" w:hAnsi="Segoe UI Emoji" w:cs="Segoe UI Emoji"/>
+          <w:b/>
+          <w:bCs/>
+        </w:rPr>
+      </w:pPr>
+      <w:r>
+        <w:rPr>
+          <w:rFonts w:ascii="Segoe UI Emoji" w:hAnsi="Segoe UI Emoji" w:cs="Segoe UI Emoji"/>
+          <w:b/>
+          <w:bCs/>
+        </w:rPr>
+        <w:t>→ “La autenticación es local para cada equipo, lo que exige cuentas en cada dispositivo.”</w:t>
+      </w:r>
+      <w:r>
+        <w:rPr>
+          <w:rFonts w:ascii="Segoe UI Emoji" w:hAnsi="Segoe UI Emoji" w:cs="Segoe UI Emoji"/>
+          <w:b/>
+          <w:bCs/>
+        </w:rPr>
+        <w:br/>
+      </w:r>
+    </w:p>
+    <w:p>
+      <w:pPr>
+        <w:rPr>
+          <w:rFonts w:ascii="Segoe UI Emoji" w:hAnsi="Segoe UI Emoji" w:cs="Segoe UI Emoji"/>
+          <w:b/>
+          <w:bCs/>
+        </w:rPr>
+      </w:pPr>
+      <w:r>
+        <w:rPr>
+          <w:rFonts w:ascii="Segoe UI Emoji" w:hAnsi="Segoe UI Emoji" w:cs="Segoe UI Emoji"/>
+          <w:b/>
+          <w:bCs/>
+        </w:rPr>
+        <w:t>Administración de dominios</w:t>
+      </w:r>
+    </w:p>
+    <w:p>
+      <w:pPr>
+        <w:rPr>
+          <w:rFonts w:ascii="Segoe UI Emoji" w:hAnsi="Segoe UI Emoji" w:cs="Segoe UI Emoji"/>
+          <w:b/>
+          <w:bCs/>
+        </w:rPr>
+      </w:pPr>
+      <w:r>
+        <w:rPr>
+          <w:rFonts w:ascii="Segoe UI Emoji" w:hAnsi="Segoe UI Emoji" w:cs="Segoe UI Emoji"/>
+          <w:b/>
+          <w:bCs/>
+        </w:rPr>
+        <w:pict w14:anchorId="1D92707E">
+          <v:rect id="_x0000_i1549" style="width:0;height:1.5pt" o:hralign="center" o:hrstd="t" o:hr="t" fillcolor="#a0a0a0" stroked="f"/>
+        </w:pict>
+      </w:r>
+    </w:p>
+    <w:p>
+      <w:pPr>
+        <w:rPr>
+          <w:rFonts w:ascii="Segoe UI Emoji" w:hAnsi="Segoe UI Emoji" w:cs="Segoe UI Emoji"/>
+          <w:b/>
+          <w:bCs/>
+        </w:rPr>
+      </w:pPr>
+      <w:r>
+        <w:rPr>
+          <w:rFonts w:ascii="Segoe UI Emoji" w:hAnsi="Segoe UI Emoji" w:cs="Segoe UI Emoji"/>
+          <w:b/>
+          <w:bCs/>
+        </w:rPr>
+        <w:t>4. C – Estructura de Dominio (Cliente-Servidor)</w:t>
+      </w:r>
+    </w:p>
+    <w:p>
+      <w:pPr>
+        <w:rPr>
+          <w:rFonts w:ascii="Segoe UI Emoji" w:hAnsi="Segoe UI Emoji" w:cs="Segoe UI Emoji"/>
+          <w:b/>
+          <w:bCs/>
+        </w:rPr>
+      </w:pPr>
+      <w:r>
+        <w:rPr>
+          <w:rFonts w:ascii="Segoe UI Emoji" w:hAnsi="Segoe UI Emoji" w:cs="Segoe UI Emoji"/>
+          <w:b/>
+          <w:bCs/>
+        </w:rPr>
+        <w:t>→ “El dominio es una configuración avanzada y centralizada… requiere un controlador de dominio.”</w:t>
+      </w:r>
+      <w:r>
+        <w:rPr>
+          <w:rFonts w:ascii="Segoe UI Emoji" w:hAnsi="Segoe UI Emoji" w:cs="Segoe UI Emoji"/>
+          <w:b/>
+          <w:bCs/>
+        </w:rPr>
+        <w:br/>
+      </w:r>
+    </w:p>
+    <w:p>
+      <w:pPr>
+        <w:rPr>
+          <w:rFonts w:ascii="Segoe UI Emoji" w:hAnsi="Segoe UI Emoji" w:cs="Segoe UI Emoji"/>
+          <w:b/>
+          <w:bCs/>
+        </w:rPr>
+      </w:pPr>
+      <w:r>
+        <w:rPr>
+          <w:rFonts w:ascii="Segoe UI Emoji" w:hAnsi="Segoe UI Emoji" w:cs="Segoe UI Emoji"/>
+          <w:b/>
+          <w:bCs/>
+        </w:rPr>
+        <w:t>Administración de dominios</w:t>
+      </w:r>
+    </w:p>
+    <w:p>
+      <w:pPr>
+        <w:rPr>
+          <w:rFonts w:ascii="Segoe UI Emoji" w:hAnsi="Segoe UI Emoji" w:cs="Segoe UI Emoji"/>
+          <w:b/>
+          <w:bCs/>
+        </w:rPr>
+      </w:pPr>
+      <w:r>
+        <w:rPr>
+          <w:rFonts w:ascii="Segoe UI Emoji" w:hAnsi="Segoe UI Emoji" w:cs="Segoe UI Emoji"/>
+          <w:b/>
+          <w:bCs/>
+        </w:rPr>
+        <w:pict w14:anchorId="15F24C38">
+          <v:rect id="_x0000_i1550" style="width:0;height:1.5pt" o:hralign="center" o:hrstd="t" o:hr="t" fillcolor="#a0a0a0" stroked="f"/>
+        </w:pict>
+      </w:r>
+    </w:p>
+    <w:p>
+      <w:pPr>
+        <w:rPr>
+          <w:rFonts w:ascii="Segoe UI Emoji" w:hAnsi="Segoe UI Emoji" w:cs="Segoe UI Emoji"/>
+          <w:b/>
+          <w:bCs/>
+        </w:rPr>
+      </w:pPr>
+      <w:r>
+        <w:rPr>
+          <w:rFonts w:ascii="Segoe UI Emoji" w:hAnsi="Segoe UI Emoji" w:cs="Segoe UI Emoji"/>
+          <w:b/>
+          <w:bCs/>
+        </w:rPr>
+        <w:t>5. A – Autenticación una sola vez (SSO)</w:t>
+      </w:r>
+    </w:p>
+    <w:p>
+      <w:pPr>
+        <w:rPr>
+          <w:rFonts w:ascii="Segoe UI Emoji" w:hAnsi="Segoe UI Emoji" w:cs="Segoe UI Emoji"/>
+          <w:b/>
+          <w:bCs/>
+        </w:rPr>
+      </w:pPr>
+      <w:r>
+        <w:rPr>
+          <w:rFonts w:ascii="Segoe UI Emoji" w:hAnsi="Segoe UI Emoji" w:cs="Segoe UI Emoji"/>
+          <w:b/>
+          <w:bCs/>
+        </w:rPr>
+        <w:lastRenderedPageBreak/>
+        <w:t>→ “Permite que los usuarios se autentiquen una sola vez…”</w:t>
+      </w:r>
+      <w:r>
+        <w:rPr>
+          <w:rFonts w:ascii="Segoe UI Emoji" w:hAnsi="Segoe UI Emoji" w:cs="Segoe UI Emoji"/>
+          <w:b/>
+          <w:bCs/>
+        </w:rPr>
+        <w:br/>
+      </w:r>
+    </w:p>
+    <w:p>
+      <w:pPr>
+        <w:rPr>
+          <w:rFonts w:ascii="Segoe UI Emoji" w:hAnsi="Segoe UI Emoji" w:cs="Segoe UI Emoji"/>
+          <w:b/>
+          <w:bCs/>
+        </w:rPr>
+      </w:pPr>
+      <w:r>
+        <w:rPr>
+          <w:rFonts w:ascii="Segoe UI Emoji" w:hAnsi="Segoe UI Emoji" w:cs="Segoe UI Emoji"/>
+          <w:b/>
+          <w:bCs/>
+        </w:rPr>
+        <w:t>Administración de dominios</w:t>
+      </w:r>
+    </w:p>
+    <w:p>
+      <w:pPr>
+        <w:rPr>
+          <w:rFonts w:ascii="Segoe UI Emoji" w:hAnsi="Segoe UI Emoji" w:cs="Segoe UI Emoji"/>
+          <w:b/>
+          <w:bCs/>
+        </w:rPr>
+      </w:pPr>
+      <w:r>
+        <w:rPr>
+          <w:rFonts w:ascii="Segoe UI Emoji" w:hAnsi="Segoe UI Emoji" w:cs="Segoe UI Emoji"/>
+          <w:b/>
+          <w:bCs/>
+        </w:rPr>
+        <w:pict w14:anchorId="0B62CDE6">
+          <v:rect id="_x0000_i1551" style="width:0;height:1.5pt" o:hralign="center" o:hrstd="t" o:hr="t" fillcolor="#a0a0a0" stroked="f"/>
+        </w:pict>
+      </w:r>
+    </w:p>
+    <w:p>
+      <w:pPr>
+        <w:rPr>
+          <w:rFonts w:ascii="Segoe UI Emoji" w:hAnsi="Segoe UI Emoji" w:cs="Segoe UI Emoji"/>
+          <w:b/>
+          <w:bCs/>
+        </w:rPr>
+      </w:pPr>
+      <w:r>
+        <w:rPr>
+          <w:rFonts w:ascii="Segoe UI Emoji" w:hAnsi="Segoe UI Emoji" w:cs="Segoe UI Emoji"/>
+          <w:b/>
+          <w:bCs/>
+        </w:rPr>
+        <w:t>6. B – Proveer recursos</w:t>
+      </w:r>
+    </w:p>
+    <w:p>
+      <w:pPr>
+        <w:rPr>
+          <w:rFonts w:ascii="Segoe UI Emoji" w:hAnsi="Segoe UI Emoji" w:cs="Segoe UI Emoji"/>
+          <w:b/>
+          <w:bCs/>
+        </w:rPr>
+      </w:pPr>
+      <w:r>
+        <w:rPr>
+          <w:rFonts w:ascii="Segoe UI Emoji" w:hAnsi="Segoe UI Emoji" w:cs="Segoe UI Emoji"/>
+          <w:b/>
+          <w:bCs/>
+        </w:rPr>
+        <w:t>→ “Los servidores proveen recursos… los clientes los solicitan.”</w:t>
+      </w:r>
+      <w:r>
+        <w:rPr>
+          <w:rFonts w:ascii="Segoe UI Emoji" w:hAnsi="Segoe UI Emoji" w:cs="Segoe UI Emoji"/>
+          <w:b/>
+          <w:bCs/>
+        </w:rPr>
+        <w:br/>
+      </w:r>
+    </w:p>
+    <w:p>
+      <w:pPr>
+        <w:rPr>
+          <w:rFonts w:ascii="Segoe UI Emoji" w:hAnsi="Segoe UI Emoji" w:cs="Segoe UI Emoji"/>
+          <w:b/>
+          <w:bCs/>
+        </w:rPr>
+      </w:pPr>
+      <w:r>
+        <w:rPr>
+          <w:rFonts w:ascii="Segoe UI Emoji" w:hAnsi="Segoe UI Emoji" w:cs="Segoe UI Emoji"/>
+          <w:b/>
+          <w:bCs/>
+        </w:rPr>
+        <w:t>Administración de dominios</w:t>
+      </w:r>
+    </w:p>
+    <w:p>
+      <w:pPr>
+        <w:rPr>
+          <w:rFonts w:ascii="Segoe UI Emoji" w:hAnsi="Segoe UI Emoji" w:cs="Segoe UI Emoji"/>
+          <w:b/>
+          <w:bCs/>
+        </w:rPr>
+      </w:pPr>
+      <w:r>
+        <w:rPr>
+          <w:rFonts w:ascii="Segoe UI Emoji" w:hAnsi="Segoe UI Emoji" w:cs="Segoe UI Emoji"/>
+          <w:b/>
+          <w:bCs/>
+        </w:rPr>
+        <w:pict w14:anchorId="6881A3F4">
+          <v:rect id="_x0000_i1552" style="width:0;height:1.5pt" o:hralign="center" o:hrstd="t" o:hr="t" fillcolor="#a0a0a0" stroked="f"/>
+        </w:pict>
+      </w:r>
+    </w:p>
+    <w:p>
+      <w:pPr>
+        <w:rPr>
+          <w:rFonts w:ascii="Segoe UI Emoji" w:hAnsi="Segoe UI Emoji" w:cs="Segoe UI Emoji"/>
+          <w:b/>
+          <w:bCs/>
+        </w:rPr>
+      </w:pPr>
+      <w:r>
+        <w:rPr>
+          <w:rFonts w:ascii="Segoe UI Emoji" w:hAnsi="Segoe UI Emoji" w:cs="Segoe UI Emoji"/>
+          <w:b/>
+          <w:bCs/>
+        </w:rPr>
+        <w:t xml:space="preserve">7. B – Active </w:t>
+      </w:r>
+      <w:proofErr w:type="spellStart"/>
+      <w:r>
+        <w:rPr>
+          <w:rFonts w:ascii="Segoe UI Emoji" w:hAnsi="Segoe UI Emoji" w:cs="Segoe UI Emoji"/>
+          <w:b/>
+          <w:bCs/>
+        </w:rPr>
+        <w:t>Directory</w:t>
+      </w:r>
+      <w:proofErr w:type="spellEnd"/>
+      <w:r>
+        <w:rPr>
+          <w:rFonts w:ascii="Segoe UI Emoji" w:hAnsi="Segoe UI Emoji" w:cs="Segoe UI Emoji"/>
+          <w:b/>
+          <w:bCs/>
+        </w:rPr>
+        <w:t xml:space="preserve"> y Azure Active </w:t>
+      </w:r>
+      <w:proofErr w:type="spellStart"/>
+      <w:r>
+        <w:rPr>
+          <w:rFonts w:ascii="Segoe UI Emoji" w:hAnsi="Segoe UI Emoji" w:cs="Segoe UI Emoji"/>
+          <w:b/>
+          <w:bCs/>
+        </w:rPr>
+        <w:t>Directory</w:t>
+      </w:r>
+      <w:proofErr w:type="spellEnd"/>
+    </w:p>
+    <w:p>
+      <w:pPr>
+        <w:rPr>
+          <w:rFonts w:ascii="Segoe UI Emoji" w:hAnsi="Segoe UI Emoji" w:cs="Segoe UI Emoji"/>
+          <w:b/>
+          <w:bCs/>
+        </w:rPr>
+      </w:pPr>
+      <w:r>
+        <w:rPr>
+          <w:rFonts w:ascii="Segoe UI Emoji" w:hAnsi="Segoe UI Emoji" w:cs="Segoe UI Emoji"/>
+          <w:b/>
+          <w:bCs/>
+        </w:rPr>
+        <w:t xml:space="preserve">→ “…servicios modernos como Active </w:t>
+      </w:r>
+      <w:proofErr w:type="spellStart"/>
+      <w:r>
+        <w:rPr>
+          <w:rFonts w:ascii="Segoe UI Emoji" w:hAnsi="Segoe UI Emoji" w:cs="Segoe UI Emoji"/>
+          <w:b/>
+          <w:bCs/>
+        </w:rPr>
+        <w:t>Directory</w:t>
+      </w:r>
+      <w:proofErr w:type="spellEnd"/>
+      <w:r>
+        <w:rPr>
+          <w:rFonts w:ascii="Segoe UI Emoji" w:hAnsi="Segoe UI Emoji" w:cs="Segoe UI Emoji"/>
+          <w:b/>
+          <w:bCs/>
+        </w:rPr>
+        <w:t xml:space="preserve"> (AD) y Azure AD han reemplazado NetBIOS.”</w:t>
+      </w:r>
+      <w:r>
+        <w:rPr>
+          <w:rFonts w:ascii="Segoe UI Emoji" w:hAnsi="Segoe UI Emoji" w:cs="Segoe UI Emoji"/>
+          <w:b/>
+          <w:bCs/>
+        </w:rPr>
+        <w:br/>
+      </w:r>
+    </w:p>
+    <w:p>
+      <w:pPr>
+        <w:rPr>
+          <w:rFonts w:ascii="Segoe UI Emoji" w:hAnsi="Segoe UI Emoji" w:cs="Segoe UI Emoji"/>
+          <w:b/>
+          <w:bCs/>
+        </w:rPr>
+      </w:pPr>
+      <w:r>
+        <w:rPr>
+          <w:rFonts w:ascii="Segoe UI Emoji" w:hAnsi="Segoe UI Emoji" w:cs="Segoe UI Emoji"/>
+          <w:b/>
+          <w:bCs/>
+        </w:rPr>
+        <w:t>Administración de dominios</w:t>
+      </w:r>
+    </w:p>
+    <w:p>
+      <w:pPr>
+        <w:rPr>
+          <w:rFonts w:ascii="Segoe UI Emoji" w:hAnsi="Segoe UI Emoji" w:cs="Segoe UI Emoji"/>
+          <w:b/>
+          <w:bCs/>
+        </w:rPr>
+      </w:pPr>
+      <w:r>
+        <w:rPr>
+          <w:rFonts w:ascii="Segoe UI Emoji" w:hAnsi="Segoe UI Emoji" w:cs="Segoe UI Emoji"/>
+          <w:b/>
+          <w:bCs/>
+        </w:rPr>
+        <w:pict w14:anchorId="507BB8B5">
+          <v:rect id="_x0000_i1553" style="width:0;height:1.5pt" o:hralign="center" o:hrstd="t" o:hr="t" fillcolor="#a0a0a0" stroked="f"/>
+        </w:pict>
+      </w:r>
+    </w:p>
+    <w:p>
+      <w:pPr>
+        <w:rPr>
+          <w:rFonts w:ascii="Segoe UI Emoji" w:hAnsi="Segoe UI Emoji" w:cs="Segoe UI Emoji"/>
+          <w:b/>
+          <w:bCs/>
+        </w:rPr>
+      </w:pPr>
+      <w:r>
+        <w:rPr>
+          <w:rFonts w:ascii="Segoe UI Emoji" w:hAnsi="Segoe UI Emoji" w:cs="Segoe UI Emoji"/>
+          <w:b/>
+          <w:bCs/>
+        </w:rPr>
+        <w:t>8. B – LDAP</w:t>
+      </w:r>
+    </w:p>
+    <w:p>
+      <w:pPr>
+        <w:rPr>
+          <w:rFonts w:ascii="Segoe UI Emoji" w:hAnsi="Segoe UI Emoji" w:cs="Segoe UI Emoji"/>
+          <w:b/>
+          <w:bCs/>
+        </w:rPr>
+      </w:pPr>
+      <w:r>
+        <w:rPr>
+          <w:rFonts w:ascii="Segoe UI Emoji" w:hAnsi="Segoe UI Emoji" w:cs="Segoe UI Emoji"/>
+          <w:b/>
+          <w:bCs/>
+        </w:rPr>
+        <w:t>→ “El Directorio Activo utiliza LDAP como su protocolo principal…”</w:t>
+      </w:r>
+      <w:r>
+        <w:rPr>
+          <w:rFonts w:ascii="Segoe UI Emoji" w:hAnsi="Segoe UI Emoji" w:cs="Segoe UI Emoji"/>
+          <w:b/>
+          <w:bCs/>
+        </w:rPr>
+        <w:br/>
+      </w:r>
+    </w:p>
+    <w:p>
+      <w:pPr>
+        <w:rPr>
+          <w:rFonts w:ascii="Segoe UI Emoji" w:hAnsi="Segoe UI Emoji" w:cs="Segoe UI Emoji"/>
+          <w:b/>
+          <w:bCs/>
+        </w:rPr>
+      </w:pPr>
+      <w:r>
+        <w:rPr>
+          <w:rFonts w:ascii="Segoe UI Emoji" w:hAnsi="Segoe UI Emoji" w:cs="Segoe UI Emoji"/>
+          <w:b/>
+          <w:bCs/>
+        </w:rPr>
+        <w:t>Administración de dominios</w:t>
+      </w:r>
+    </w:p>
+    <w:p>
+      <w:pPr>
+        <w:rPr>
+          <w:rFonts w:ascii="Segoe UI Emoji" w:hAnsi="Segoe UI Emoji" w:cs="Segoe UI Emoji"/>
+          <w:b/>
+          <w:bCs/>
+        </w:rPr>
+      </w:pPr>
+      <w:r>
+        <w:rPr>
+          <w:rFonts w:ascii="Segoe UI Emoji" w:hAnsi="Segoe UI Emoji" w:cs="Segoe UI Emoji"/>
+          <w:b/>
+          <w:bCs/>
+        </w:rPr>
+        <w:pict w14:anchorId="3569D544">
+          <v:rect id="_x0000_i1554" style="width:0;height:1.5pt" o:hralign="center" o:hrstd="t" o:hr="t" fillcolor="#a0a0a0" stroked="f"/>
+        </w:pict>
+      </w:r>
+    </w:p>
+    <w:p>
+      <w:pPr>
+        <w:rPr>
+          <w:rFonts w:ascii="Segoe UI Emoji" w:hAnsi="Segoe UI Emoji" w:cs="Segoe UI Emoji"/>
+          <w:b/>
+          <w:bCs/>
+        </w:rPr>
+      </w:pPr>
+      <w:r>
+        <w:rPr>
+          <w:rFonts w:ascii="Segoe UI Emoji" w:hAnsi="Segoe UI Emoji" w:cs="Segoe UI Emoji"/>
+          <w:b/>
+          <w:bCs/>
+        </w:rPr>
+        <w:t>9. C – Kerberos</w:t>
+      </w:r>
+    </w:p>
+    <w:p>
+      <w:pPr>
+        <w:rPr>
+          <w:rFonts w:ascii="Segoe UI Emoji" w:hAnsi="Segoe UI Emoji" w:cs="Segoe UI Emoji"/>
+          <w:b/>
+          <w:bCs/>
+        </w:rPr>
+      </w:pPr>
+      <w:r>
+        <w:rPr>
+          <w:rFonts w:ascii="Segoe UI Emoji" w:hAnsi="Segoe UI Emoji" w:cs="Segoe UI Emoji"/>
+          <w:b/>
+          <w:bCs/>
+        </w:rPr>
+        <w:t>→ “Seguridad… puede ser asegurada mediante… Kerberos.”</w:t>
+      </w:r>
+      <w:r>
+        <w:rPr>
+          <w:rFonts w:ascii="Segoe UI Emoji" w:hAnsi="Segoe UI Emoji" w:cs="Segoe UI Emoji"/>
+          <w:b/>
+          <w:bCs/>
+        </w:rPr>
+        <w:br/>
+      </w:r>
+    </w:p>
+    <w:p>
+      <w:pPr>
+        <w:rPr>
+          <w:rFonts w:ascii="Segoe UI Emoji" w:hAnsi="Segoe UI Emoji" w:cs="Segoe UI Emoji"/>
+          <w:b/>
+          <w:bCs/>
+        </w:rPr>
+      </w:pPr>
+      <w:r>
+        <w:rPr>
+          <w:rFonts w:ascii="Segoe UI Emoji" w:hAnsi="Segoe UI Emoji" w:cs="Segoe UI Emoji"/>
+          <w:b/>
+          <w:bCs/>
+        </w:rPr>
+        <w:t>Administración de dominios</w:t>
+      </w:r>
+    </w:p>
+    <w:p>
+      <w:pPr>
+        <w:rPr>
+          <w:rFonts w:ascii="Segoe UI Emoji" w:hAnsi="Segoe UI Emoji" w:cs="Segoe UI Emoji"/>
+          <w:b/>
+          <w:bCs/>
+        </w:rPr>
+      </w:pPr>
+      <w:r>
+        <w:rPr>
+          <w:rFonts w:ascii="Segoe UI Emoji" w:hAnsi="Segoe UI Emoji" w:cs="Segoe UI Emoji"/>
+          <w:b/>
+          <w:bCs/>
+        </w:rPr>
+        <w:pict w14:anchorId="38275F8E">
+          <v:rect id="_x0000_i1555" style="width:0;height:1.5pt" o:hralign="center" o:hrstd="t" o:hr="t" fillcolor="#a0a0a0" stroked="f"/>
+        </w:pict>
+      </w:r>
+    </w:p>
+    <w:p>
+      <w:pPr>
+        <w:rPr>
+          <w:rFonts w:ascii="Segoe UI Emoji" w:hAnsi="Segoe UI Emoji" w:cs="Segoe UI Emoji"/>
+          <w:b/>
+          <w:bCs/>
+        </w:rPr>
+      </w:pPr>
+      <w:r>
+        <w:rPr>
+          <w:rFonts w:ascii="Segoe UI Emoji" w:hAnsi="Segoe UI Emoji" w:cs="Segoe UI Emoji"/>
+          <w:b/>
+          <w:bCs/>
+        </w:rPr>
+        <w:t>10. C – Bosque (Forest)</w:t>
+      </w:r>
+    </w:p>
+    <w:p>
+      <w:pPr>
+        <w:rPr>
+          <w:rFonts w:ascii="Segoe UI Emoji" w:hAnsi="Segoe UI Emoji" w:cs="Segoe UI Emoji"/>
+          <w:b/>
+          <w:bCs/>
+        </w:rPr>
+      </w:pPr>
+      <w:r>
+        <w:rPr>
+          <w:rFonts w:ascii="Segoe UI Emoji" w:hAnsi="Segoe UI Emoji" w:cs="Segoe UI Emoji"/>
+          <w:b/>
+          <w:bCs/>
+        </w:rPr>
+        <w:lastRenderedPageBreak/>
+        <w:t>→ “Bosques (</w:t>
+      </w:r>
+      <w:proofErr w:type="spellStart"/>
+      <w:r>
+        <w:rPr>
+          <w:rFonts w:ascii="Segoe UI Emoji" w:hAnsi="Segoe UI Emoji" w:cs="Segoe UI Emoji"/>
+          <w:b/>
+          <w:bCs/>
+        </w:rPr>
+        <w:t>Forests</w:t>
+      </w:r>
+      <w:proofErr w:type="spellEnd"/>
+      <w:r>
+        <w:rPr>
+          <w:rFonts w:ascii="Segoe UI Emoji" w:hAnsi="Segoe UI Emoji" w:cs="Segoe UI Emoji"/>
+          <w:b/>
+          <w:bCs/>
+        </w:rPr>
+        <w:t>): nivel más alto de la jerarquía…”</w:t>
+      </w:r>
+      <w:r>
+        <w:rPr>
+          <w:rFonts w:ascii="Segoe UI Emoji" w:hAnsi="Segoe UI Emoji" w:cs="Segoe UI Emoji"/>
+          <w:b/>
+          <w:bCs/>
+        </w:rPr>
+        <w:br/>
+      </w:r>
+    </w:p>
+    <w:p>
+      <w:pPr>
+        <w:rPr>
+          <w:rFonts w:ascii="Segoe UI Emoji" w:hAnsi="Segoe UI Emoji" w:cs="Segoe UI Emoji"/>
+          <w:b/>
+          <w:bCs/>
+        </w:rPr>
+      </w:pPr>
+      <w:r>
+        <w:rPr>
+          <w:rFonts w:ascii="Segoe UI Emoji" w:hAnsi="Segoe UI Emoji" w:cs="Segoe UI Emoji"/>
+          <w:b/>
+          <w:bCs/>
+        </w:rPr>
+        <w:t>Administración de dominios</w:t>
+      </w:r>
+    </w:p>
+    <w:p>
+      <w:pPr>
+        <w:rPr>
+          <w:rFonts w:ascii="Segoe UI Emoji" w:hAnsi="Segoe UI Emoji" w:cs="Segoe UI Emoji"/>
+          <w:b/>
+          <w:bCs/>
+        </w:rPr>
+      </w:pPr>
+      <w:r>
+        <w:rPr>
+          <w:rFonts w:ascii="Segoe UI Emoji" w:hAnsi="Segoe UI Emoji" w:cs="Segoe UI Emoji"/>
+          <w:b/>
+          <w:bCs/>
+        </w:rPr>
+        <w:pict w14:anchorId="598999DC">
+          <v:rect id="_x0000_i1556" style="width:0;height:1.5pt" o:hralign="center" o:hrstd="t" o:hr="t" fillcolor="#a0a0a0" stroked="f"/>
+        </w:pict>
+      </w:r>
+    </w:p>
+    <w:p>
+      <w:pPr>
+        <w:rPr>
+          <w:rFonts w:ascii="Segoe UI Emoji" w:hAnsi="Segoe UI Emoji" w:cs="Segoe UI Emoji"/>
+          <w:b/>
+          <w:bCs/>
+        </w:rPr>
+      </w:pPr>
+      <w:r>
+        <w:rPr>
+          <w:rFonts w:ascii="Segoe UI Emoji" w:hAnsi="Segoe UI Emoji" w:cs="Segoe UI Emoji"/>
+          <w:b/>
+          <w:bCs/>
+        </w:rPr>
+        <w:t>11. C – Dominio</w:t>
+      </w:r>
+    </w:p>
+    <w:p>
+      <w:pPr>
+        <w:rPr>
+          <w:rFonts w:ascii="Segoe UI Emoji" w:hAnsi="Segoe UI Emoji" w:cs="Segoe UI Emoji"/>
+          <w:b/>
+          <w:bCs/>
+        </w:rPr>
+      </w:pPr>
+      <w:r>
+        <w:rPr>
+          <w:rFonts w:ascii="Segoe UI Emoji" w:hAnsi="Segoe UI Emoji" w:cs="Segoe UI Emoji"/>
+          <w:b/>
+          <w:bCs/>
+        </w:rPr>
+        <w:t>→ “Dominios: agrupación lógica de objetos… con un controlador de dominio.”</w:t>
+      </w:r>
+      <w:r>
+        <w:rPr>
+          <w:rFonts w:ascii="Segoe UI Emoji" w:hAnsi="Segoe UI Emoji" w:cs="Segoe UI Emoji"/>
+          <w:b/>
+          <w:bCs/>
+        </w:rPr>
+        <w:br/>
+      </w:r>
+    </w:p>
+    <w:p>
+      <w:pPr>
+        <w:rPr>
+          <w:rFonts w:ascii="Segoe UI Emoji" w:hAnsi="Segoe UI Emoji" w:cs="Segoe UI Emoji"/>
+          <w:b/>
+          <w:bCs/>
+        </w:rPr>
+      </w:pPr>
+      <w:r>
+        <w:rPr>
+          <w:rFonts w:ascii="Segoe UI Emoji" w:hAnsi="Segoe UI Emoji" w:cs="Segoe UI Emoji"/>
+          <w:b/>
+          <w:bCs/>
+        </w:rPr>
+        <w:t>Administración de dominios</w:t>
+      </w:r>
+    </w:p>
+    <w:p>
+      <w:pPr>
+        <w:rPr>
+          <w:rFonts w:ascii="Segoe UI Emoji" w:hAnsi="Segoe UI Emoji" w:cs="Segoe UI Emoji"/>
+          <w:b/>
+          <w:bCs/>
+        </w:rPr>
+      </w:pPr>
+      <w:r>
+        <w:rPr>
+          <w:rFonts w:ascii="Segoe UI Emoji" w:hAnsi="Segoe UI Emoji" w:cs="Segoe UI Emoji"/>
+          <w:b/>
+          <w:bCs/>
+        </w:rPr>
+        <w:pict w14:anchorId="0EE06D82">
+          <v:rect id="_x0000_i1557" style="width:0;height:1.5pt" o:hralign="center" o:hrstd="t" o:hr="t" fillcolor="#a0a0a0" stroked="f"/>
+        </w:pict>
+      </w:r>
+    </w:p>
+    <w:p>
+      <w:pPr>
+        <w:rPr>
+          <w:rFonts w:ascii="Segoe UI Emoji" w:hAnsi="Segoe UI Emoji" w:cs="Segoe UI Emoji"/>
+          <w:b/>
+          <w:bCs/>
+        </w:rPr>
+      </w:pPr>
+      <w:r>
+        <w:rPr>
+          <w:rFonts w:ascii="Segoe UI Emoji" w:hAnsi="Segoe UI Emoji" w:cs="Segoe UI Emoji"/>
+          <w:b/>
+          <w:bCs/>
+        </w:rPr>
+        <w:t>12. C – Organizar y segmentar recursos</w:t>
+      </w:r>
+    </w:p>
+    <w:p>
+      <w:pPr>
+        <w:rPr>
+          <w:rFonts w:ascii="Segoe UI Emoji" w:hAnsi="Segoe UI Emoji" w:cs="Segoe UI Emoji"/>
+          <w:b/>
+          <w:bCs/>
+        </w:rPr>
+      </w:pPr>
+      <w:r>
+        <w:rPr>
+          <w:rFonts w:ascii="Segoe UI Emoji" w:hAnsi="Segoe UI Emoji" w:cs="Segoe UI Emoji"/>
+          <w:b/>
+          <w:bCs/>
+        </w:rPr>
+        <w:t>→ “Subdominios… usados para organizar y segmentar recursos.”</w:t>
+      </w:r>
+      <w:r>
+        <w:rPr>
+          <w:rFonts w:ascii="Segoe UI Emoji" w:hAnsi="Segoe UI Emoji" w:cs="Segoe UI Emoji"/>
+          <w:b/>
+          <w:bCs/>
+        </w:rPr>
+        <w:br/>
+      </w:r>
+    </w:p>
+    <w:p>
+      <w:pPr>
+        <w:rPr>
+          <w:rFonts w:ascii="Segoe UI Emoji" w:hAnsi="Segoe UI Emoji" w:cs="Segoe UI Emoji"/>
+          <w:b/>
+          <w:bCs/>
+        </w:rPr>
+      </w:pPr>
+      <w:r>
+        <w:rPr>
+          <w:rFonts w:ascii="Segoe UI Emoji" w:hAnsi="Segoe UI Emoji" w:cs="Segoe UI Emoji"/>
+          <w:b/>
+          <w:bCs/>
+        </w:rPr>
+        <w:t>Administración de dominios</w:t>
+      </w:r>
+    </w:p>
+    <w:p>
+      <w:pPr>
+        <w:rPr>
+          <w:rFonts w:ascii="Segoe UI Emoji" w:hAnsi="Segoe UI Emoji" w:cs="Segoe UI Emoji"/>
+          <w:b/>
+          <w:bCs/>
+        </w:rPr>
+      </w:pPr>
+      <w:r>
+        <w:rPr>
+          <w:rFonts w:ascii="Segoe UI Emoji" w:hAnsi="Segoe UI Emoji" w:cs="Segoe UI Emoji"/>
+          <w:b/>
+          <w:bCs/>
+        </w:rPr>
+        <w:pict w14:anchorId="52D5CCDF">
+          <v:rect id="_x0000_i1558" style="width:0;height:1.5pt" o:hralign="center" o:hrstd="t" o:hr="t" fillcolor="#a0a0a0" stroked="f"/>
+        </w:pict>
+      </w:r>
+    </w:p>
+    <w:p>
+      <w:pPr>
+        <w:rPr>
+          <w:rFonts w:ascii="Segoe UI Emoji" w:hAnsi="Segoe UI Emoji" w:cs="Segoe UI Emoji"/>
+          <w:b/>
+          <w:bCs/>
+        </w:rPr>
+      </w:pPr>
+      <w:r>
+        <w:rPr>
+          <w:rFonts w:ascii="Segoe UI Emoji" w:hAnsi="Segoe UI Emoji" w:cs="Segoe UI Emoji"/>
+          <w:b/>
+          <w:bCs/>
+        </w:rPr>
+        <w:t>13. B – Árbol (</w:t>
+      </w:r>
+      <w:proofErr w:type="spellStart"/>
+      <w:r>
+        <w:rPr>
+          <w:rFonts w:ascii="Segoe UI Emoji" w:hAnsi="Segoe UI Emoji" w:cs="Segoe UI Emoji"/>
+          <w:b/>
+          <w:bCs/>
+        </w:rPr>
+        <w:t>Tree</w:t>
+      </w:r>
+      <w:proofErr w:type="spellEnd"/>
+      <w:r>
+        <w:rPr>
+          <w:rFonts w:ascii="Segoe UI Emoji" w:hAnsi="Segoe UI Emoji" w:cs="Segoe UI Emoji"/>
+          <w:b/>
+          <w:bCs/>
+        </w:rPr>
+        <w:t>)</w:t>
+      </w:r>
+    </w:p>
+    <w:p>
+      <w:pPr>
+        <w:rPr>
+          <w:rFonts w:ascii="Segoe UI Emoji" w:hAnsi="Segoe UI Emoji" w:cs="Segoe UI Emoji"/>
+          <w:b/>
+          <w:bCs/>
+        </w:rPr>
+      </w:pPr>
+      <w:r>
+        <w:rPr>
+          <w:rFonts w:ascii="Segoe UI Emoji" w:hAnsi="Segoe UI Emoji" w:cs="Segoe UI Emoji"/>
+          <w:b/>
+          <w:bCs/>
+        </w:rPr>
+        <w:t>→ “Árboles (</w:t>
+      </w:r>
+      <w:proofErr w:type="spellStart"/>
+      <w:r>
+        <w:rPr>
+          <w:rFonts w:ascii="Segoe UI Emoji" w:hAnsi="Segoe UI Emoji" w:cs="Segoe UI Emoji"/>
+          <w:b/>
+          <w:bCs/>
+        </w:rPr>
+        <w:t>Trees</w:t>
+      </w:r>
+      <w:proofErr w:type="spellEnd"/>
+      <w:r>
+        <w:rPr>
+          <w:rFonts w:ascii="Segoe UI Emoji" w:hAnsi="Segoe UI Emoji" w:cs="Segoe UI Emoji"/>
+          <w:b/>
+          <w:bCs/>
+        </w:rPr>
+        <w:t>): colección de dominios que comparten espacio de nombres contiguo…”</w:t>
+      </w:r>
+      <w:r>
+        <w:rPr>
+          <w:rFonts w:ascii="Segoe UI Emoji" w:hAnsi="Segoe UI Emoji" w:cs="Segoe UI Emoji"/>
+          <w:b/>
+          <w:bCs/>
+        </w:rPr>
+        <w:br/>
+      </w:r>
+    </w:p>
+    <w:p>
+      <w:pPr>
+        <w:rPr>
+          <w:rFonts w:ascii="Segoe UI Emoji" w:hAnsi="Segoe UI Emoji" w:cs="Segoe UI Emoji"/>
+          <w:b/>
+          <w:bCs/>
+        </w:rPr>
+      </w:pPr>
+      <w:r>
+        <w:rPr>
+          <w:rFonts w:ascii="Segoe UI Emoji" w:hAnsi="Segoe UI Emoji" w:cs="Segoe UI Emoji"/>
+          <w:b/>
+          <w:bCs/>
+        </w:rPr>
+        <w:t>Administración de dominios</w:t>
+      </w:r>
+    </w:p>
+    <w:p>
+      <w:pPr>
+        <w:rPr>
+          <w:rFonts w:ascii="Segoe UI Emoji" w:hAnsi="Segoe UI Emoji" w:cs="Segoe UI Emoji"/>
+          <w:b/>
+          <w:bCs/>
+        </w:rPr>
+      </w:pPr>
+      <w:r>
+        <w:rPr>
+          <w:rFonts w:ascii="Segoe UI Emoji" w:hAnsi="Segoe UI Emoji" w:cs="Segoe UI Emoji"/>
+          <w:b/>
+          <w:bCs/>
+        </w:rPr>
+        <w:pict w14:anchorId="6F216D23">
+          <v:rect id="_x0000_i1559" style="width:0;height:1.5pt" o:hralign="center" o:hrstd="t" o:hr="t" fillcolor="#a0a0a0" stroked="f"/>
+        </w:pict>
+      </w:r>
+    </w:p>
+    <w:p>
+      <w:pPr>
+        <w:rPr>
+          <w:rFonts w:ascii="Segoe UI Emoji" w:hAnsi="Segoe UI Emoji" w:cs="Segoe UI Emoji"/>
+          <w:b/>
+          <w:bCs/>
+        </w:rPr>
+      </w:pPr>
+      <w:r>
+        <w:rPr>
+          <w:rFonts w:ascii="Segoe UI Emoji" w:hAnsi="Segoe UI Emoji" w:cs="Segoe UI Emoji"/>
+          <w:b/>
+          <w:bCs/>
+        </w:rPr>
+        <w:t>14. D – Unidades Organizativas (</w:t>
+      </w:r>
+      <w:proofErr w:type="spellStart"/>
+      <w:r>
+        <w:rPr>
+          <w:rFonts w:ascii="Segoe UI Emoji" w:hAnsi="Segoe UI Emoji" w:cs="Segoe UI Emoji"/>
+          <w:b/>
+          <w:bCs/>
+        </w:rPr>
+        <w:t>UOs</w:t>
+      </w:r>
+      <w:proofErr w:type="spellEnd"/>
+      <w:r>
+        <w:rPr>
+          <w:rFonts w:ascii="Segoe UI Emoji" w:hAnsi="Segoe UI Emoji" w:cs="Segoe UI Emoji"/>
+          <w:b/>
+          <w:bCs/>
+        </w:rPr>
+        <w:t>)</w:t>
+      </w:r>
+    </w:p>
+    <w:p>
+      <w:pPr>
+        <w:rPr>
+          <w:rFonts w:ascii="Segoe UI Emoji" w:hAnsi="Segoe UI Emoji" w:cs="Segoe UI Emoji"/>
+          <w:b/>
+          <w:bCs/>
+        </w:rPr>
+      </w:pPr>
+      <w:r>
+        <w:rPr>
+          <w:rFonts w:ascii="Segoe UI Emoji" w:hAnsi="Segoe UI Emoji" w:cs="Segoe UI Emoji"/>
+          <w:b/>
+          <w:bCs/>
+        </w:rPr>
+        <w:t>→ “</w:t>
+      </w:r>
+      <w:proofErr w:type="spellStart"/>
+      <w:r>
+        <w:rPr>
+          <w:rFonts w:ascii="Segoe UI Emoji" w:hAnsi="Segoe UI Emoji" w:cs="Segoe UI Emoji"/>
+          <w:b/>
+          <w:bCs/>
+        </w:rPr>
+        <w:t>UOs</w:t>
+      </w:r>
+      <w:proofErr w:type="spellEnd"/>
+      <w:r>
+        <w:rPr>
+          <w:rFonts w:ascii="Segoe UI Emoji" w:hAnsi="Segoe UI Emoji" w:cs="Segoe UI Emoji"/>
+          <w:b/>
+          <w:bCs/>
+        </w:rPr>
+        <w:t xml:space="preserve">… permiten aplicación granular de </w:t>
+      </w:r>
+      <w:proofErr w:type="spellStart"/>
+      <w:r>
+        <w:rPr>
+          <w:rFonts w:ascii="Segoe UI Emoji" w:hAnsi="Segoe UI Emoji" w:cs="Segoe UI Emoji"/>
+          <w:b/>
+          <w:bCs/>
+        </w:rPr>
+        <w:t>GPOs</w:t>
+      </w:r>
+      <w:proofErr w:type="spellEnd"/>
+      <w:r>
+        <w:rPr>
+          <w:rFonts w:ascii="Segoe UI Emoji" w:hAnsi="Segoe UI Emoji" w:cs="Segoe UI Emoji"/>
+          <w:b/>
+          <w:bCs/>
+        </w:rPr>
+        <w:t xml:space="preserve"> y delegación administrativa.”</w:t>
+      </w:r>
+      <w:r>
+        <w:rPr>
+          <w:rFonts w:ascii="Segoe UI Emoji" w:hAnsi="Segoe UI Emoji" w:cs="Segoe UI Emoji"/>
+          <w:b/>
+          <w:bCs/>
+        </w:rPr>
+        <w:br/>
+      </w:r>
+    </w:p>
+    <w:p>
+      <w:pPr>
+        <w:rPr>
+          <w:rFonts w:ascii="Segoe UI Emoji" w:hAnsi="Segoe UI Emoji" w:cs="Segoe UI Emoji"/>
+          <w:b/>
+          <w:bCs/>
+        </w:rPr>
+      </w:pPr>
+      <w:r>
+        <w:rPr>
+          <w:rFonts w:ascii="Segoe UI Emoji" w:hAnsi="Segoe UI Emoji" w:cs="Segoe UI Emoji"/>
+          <w:b/>
+          <w:bCs/>
+        </w:rPr>
+        <w:t>Administración de dominios</w:t>
+      </w:r>
+    </w:p>
+    <w:p>
+      <w:pPr>
+        <w:rPr>
+          <w:rFonts w:ascii="Segoe UI Emoji" w:hAnsi="Segoe UI Emoji" w:cs="Segoe UI Emoji"/>
+          <w:b/>
+          <w:bCs/>
+        </w:rPr>
+      </w:pPr>
+      <w:r>
+        <w:rPr>
+          <w:rFonts w:ascii="Segoe UI Emoji" w:hAnsi="Segoe UI Emoji" w:cs="Segoe UI Emoji"/>
+          <w:b/>
+          <w:bCs/>
+        </w:rPr>
+        <w:pict w14:anchorId="7064C7A8">
+          <v:rect id="_x0000_i1560" style="width:0;height:1.5pt" o:hralign="center" o:hrstd="t" o:hr="t" fillcolor="#a0a0a0" stroked="f"/>
+        </w:pict>
+      </w:r>
+    </w:p>
+    <w:p>
+      <w:pPr>
+        <w:rPr>
+          <w:rFonts w:ascii="Segoe UI Emoji" w:hAnsi="Segoe UI Emoji" w:cs="Segoe UI Emoji"/>
+          <w:b/>
+          <w:bCs/>
+        </w:rPr>
+      </w:pPr>
+      <w:r>
+        <w:rPr>
+          <w:rFonts w:ascii="Segoe UI Emoji" w:hAnsi="Segoe UI Emoji" w:cs="Segoe UI Emoji"/>
+          <w:b/>
+          <w:bCs/>
+        </w:rPr>
+        <w:t>15. A – Transitiva</w:t>
+      </w:r>
+    </w:p>
+    <w:p>
+      <w:pPr>
+        <w:rPr>
+          <w:rFonts w:ascii="Segoe UI Emoji" w:hAnsi="Segoe UI Emoji" w:cs="Segoe UI Emoji"/>
+          <w:b/>
+          <w:bCs/>
+        </w:rPr>
+      </w:pPr>
+      <w:r>
+        <w:rPr>
+          <w:rFonts w:ascii="Segoe UI Emoji" w:hAnsi="Segoe UI Emoji" w:cs="Segoe UI Emoji"/>
+          <w:b/>
+          <w:bCs/>
+        </w:rPr>
+        <w:lastRenderedPageBreak/>
+        <w:t>→ “Relaciones de confianza… en AD son transitivas.”</w:t>
+      </w:r>
+      <w:r>
+        <w:rPr>
+          <w:rFonts w:ascii="Segoe UI Emoji" w:hAnsi="Segoe UI Emoji" w:cs="Segoe UI Emoji"/>
+          <w:b/>
+          <w:bCs/>
+        </w:rPr>
+        <w:br/>
+      </w:r>
+    </w:p>
+    <w:p>
+      <w:pPr>
+        <w:rPr>
+          <w:rFonts w:ascii="Segoe UI Emoji" w:hAnsi="Segoe UI Emoji" w:cs="Segoe UI Emoji"/>
+          <w:b/>
+          <w:bCs/>
+        </w:rPr>
+      </w:pPr>
+      <w:r>
+        <w:rPr>
+          <w:rFonts w:ascii="Segoe UI Emoji" w:hAnsi="Segoe UI Emoji" w:cs="Segoe UI Emoji"/>
+          <w:b/>
+          <w:bCs/>
+        </w:rPr>
+        <w:t>Administración de dominios</w:t>
+      </w:r>
+    </w:p>
+    <w:p>
+      <w:pPr>
+        <w:rPr>
+          <w:rFonts w:ascii="Segoe UI Emoji" w:hAnsi="Segoe UI Emoji" w:cs="Segoe UI Emoji"/>
+          <w:b/>
+          <w:bCs/>
+        </w:rPr>
+      </w:pPr>
+      <w:r>
+        <w:rPr>
+          <w:rFonts w:ascii="Segoe UI Emoji" w:hAnsi="Segoe UI Emoji" w:cs="Segoe UI Emoji"/>
+          <w:b/>
+          <w:bCs/>
+        </w:rPr>
+        <w:pict w14:anchorId="654C6041">
+          <v:rect id="_x0000_i1561" style="width:0;height:1.5pt" o:hralign="center" o:hrstd="t" o:hr="t" fillcolor="#a0a0a0" stroked="f"/>
+        </w:pict>
+      </w:r>
+    </w:p>
+    <w:p>
+      <w:pPr>
+        <w:rPr>
+          <w:rFonts w:ascii="Segoe UI Emoji" w:hAnsi="Segoe UI Emoji" w:cs="Segoe UI Emoji"/>
+          <w:b/>
+          <w:bCs/>
+        </w:rPr>
+      </w:pPr>
+      <w:r>
+        <w:rPr>
+          <w:rFonts w:ascii="Segoe UI Emoji" w:hAnsi="Segoe UI Emoji" w:cs="Segoe UI Emoji"/>
+          <w:b/>
+          <w:bCs/>
+        </w:rPr>
+        <w:t>16. C – Catálogo Global (GC)</w:t>
+      </w:r>
+    </w:p>
+    <w:p>
+      <w:pPr>
+        <w:rPr>
+          <w:rFonts w:ascii="Segoe UI Emoji" w:hAnsi="Segoe UI Emoji" w:cs="Segoe UI Emoji"/>
+          <w:b/>
+          <w:bCs/>
+        </w:rPr>
+      </w:pPr>
+      <w:r>
+        <w:rPr>
+          <w:rFonts w:ascii="Segoe UI Emoji" w:hAnsi="Segoe UI Emoji" w:cs="Segoe UI Emoji"/>
+          <w:b/>
+          <w:bCs/>
+        </w:rPr>
+        <w:t>→ “Catálogo Global: base de datos con copia parcial de todos los objetos del bosque…”</w:t>
+      </w:r>
+      <w:r>
+        <w:rPr>
+          <w:rFonts w:ascii="Segoe UI Emoji" w:hAnsi="Segoe UI Emoji" w:cs="Segoe UI Emoji"/>
+          <w:b/>
+          <w:bCs/>
+        </w:rPr>
+        <w:br/>
+      </w:r>
+    </w:p>
+    <w:p>
+      <w:pPr>
+        <w:rPr>
+          <w:rFonts w:ascii="Segoe UI Emoji" w:hAnsi="Segoe UI Emoji" w:cs="Segoe UI Emoji"/>
+          <w:b/>
+          <w:bCs/>
+        </w:rPr>
+      </w:pPr>
+      <w:r>
+        <w:rPr>
+          <w:rFonts w:ascii="Segoe UI Emoji" w:hAnsi="Segoe UI Emoji" w:cs="Segoe UI Emoji"/>
+          <w:b/>
+          <w:bCs/>
+        </w:rPr>
+        <w:t>Administración de dominios</w:t>
+      </w:r>
+    </w:p>
+    <w:p>
+      <w:pPr>
+        <w:rPr>
+          <w:rFonts w:ascii="Segoe UI Emoji" w:hAnsi="Segoe UI Emoji" w:cs="Segoe UI Emoji"/>
+          <w:b/>
+          <w:bCs/>
+        </w:rPr>
+      </w:pPr>
+      <w:r>
+        <w:rPr>
+          <w:rFonts w:ascii="Segoe UI Emoji" w:hAnsi="Segoe UI Emoji" w:cs="Segoe UI Emoji"/>
+          <w:b/>
+          <w:bCs/>
+        </w:rPr>
+        <w:pict w14:anchorId="3E1590EE">
+          <v:rect id="_x0000_i1562" style="width:0;height:1.5pt" o:hralign="center" o:hrstd="t" o:hr="t" fillcolor="#a0a0a0" stroked="f"/>
+        </w:pict>
+      </w:r>
+    </w:p>
+    <w:p>
+      <w:pPr>
+        <w:rPr>
+          <w:rFonts w:ascii="Segoe UI Emoji" w:hAnsi="Segoe UI Emoji" w:cs="Segoe UI Emoji"/>
+          <w:b/>
+          <w:bCs/>
+        </w:rPr>
+      </w:pPr>
+      <w:r>
+        <w:rPr>
+          <w:rFonts w:ascii="Segoe UI Emoji" w:hAnsi="Segoe UI Emoji" w:cs="Segoe UI Emoji"/>
+          <w:b/>
+          <w:bCs/>
+        </w:rPr>
+        <w:t>17. C – Esquema</w:t>
+      </w:r>
+    </w:p>
+    <w:p>
+      <w:pPr>
+        <w:rPr>
+          <w:rFonts w:ascii="Segoe UI Emoji" w:hAnsi="Segoe UI Emoji" w:cs="Segoe UI Emoji"/>
+          <w:b/>
+          <w:bCs/>
+        </w:rPr>
+      </w:pPr>
+      <w:r>
+        <w:rPr>
+          <w:rFonts w:ascii="Segoe UI Emoji" w:hAnsi="Segoe UI Emoji" w:cs="Segoe UI Emoji"/>
+          <w:b/>
+          <w:bCs/>
+        </w:rPr>
+        <w:t>→ “Esquema: plano que define estructura y reglas de los datos…”</w:t>
+      </w:r>
+      <w:r>
+        <w:rPr>
+          <w:rFonts w:ascii="Segoe UI Emoji" w:hAnsi="Segoe UI Emoji" w:cs="Segoe UI Emoji"/>
+          <w:b/>
+          <w:bCs/>
+        </w:rPr>
+        <w:br/>
+      </w:r>
+    </w:p>
+    <w:p>
+      <w:pPr>
+        <w:rPr>
+          <w:rFonts w:ascii="Segoe UI Emoji" w:hAnsi="Segoe UI Emoji" w:cs="Segoe UI Emoji"/>
+          <w:b/>
+          <w:bCs/>
+        </w:rPr>
+      </w:pPr>
+      <w:r>
+        <w:rPr>
+          <w:rFonts w:ascii="Segoe UI Emoji" w:hAnsi="Segoe UI Emoji" w:cs="Segoe UI Emoji"/>
+          <w:b/>
+          <w:bCs/>
+        </w:rPr>
+        <w:t>Administración de dominios</w:t>
+      </w:r>
+    </w:p>
+    <w:p>
+      <w:pPr>
+        <w:rPr>
+          <w:rFonts w:ascii="Segoe UI Emoji" w:hAnsi="Segoe UI Emoji" w:cs="Segoe UI Emoji"/>
+          <w:b/>
+          <w:bCs/>
+        </w:rPr>
+      </w:pPr>
+      <w:r>
+        <w:rPr>
+          <w:rFonts w:ascii="Segoe UI Emoji" w:hAnsi="Segoe UI Emoji" w:cs="Segoe UI Emoji"/>
+          <w:b/>
+          <w:bCs/>
+        </w:rPr>
+        <w:pict w14:anchorId="5C65C2D7">
+          <v:rect id="_x0000_i1563" style="width:0;height:1.5pt" o:hralign="center" o:hrstd="t" o:hr="t" fillcolor="#a0a0a0" stroked="f"/>
+        </w:pict>
+      </w:r>
+    </w:p>
+    <w:p>
+      <w:pPr>
+        <w:rPr>
+          <w:rFonts w:ascii="Segoe UI Emoji" w:hAnsi="Segoe UI Emoji" w:cs="Segoe UI Emoji"/>
+          <w:b/>
+          <w:bCs/>
+        </w:rPr>
+      </w:pPr>
+      <w:r>
+        <w:rPr>
+          <w:rFonts w:ascii="Segoe UI Emoji" w:hAnsi="Segoe UI Emoji" w:cs="Segoe UI Emoji"/>
+          <w:b/>
+          <w:bCs/>
+        </w:rPr>
+        <w:t>18. C – Controladores de Dominio (</w:t>
+      </w:r>
+      <w:proofErr w:type="spellStart"/>
+      <w:r>
+        <w:rPr>
+          <w:rFonts w:ascii="Segoe UI Emoji" w:hAnsi="Segoe UI Emoji" w:cs="Segoe UI Emoji"/>
+          <w:b/>
+          <w:bCs/>
+        </w:rPr>
+        <w:t>DCs</w:t>
+      </w:r>
+      <w:proofErr w:type="spellEnd"/>
+      <w:r>
+        <w:rPr>
+          <w:rFonts w:ascii="Segoe UI Emoji" w:hAnsi="Segoe UI Emoji" w:cs="Segoe UI Emoji"/>
+          <w:b/>
+          <w:bCs/>
+        </w:rPr>
+        <w:t>)</w:t>
+      </w:r>
+    </w:p>
+    <w:p>
+      <w:pPr>
+        <w:rPr>
+          <w:rFonts w:ascii="Segoe UI Emoji" w:hAnsi="Segoe UI Emoji" w:cs="Segoe UI Emoji"/>
+          <w:b/>
+          <w:bCs/>
+        </w:rPr>
+      </w:pPr>
+      <w:r>
+        <w:rPr>
+          <w:rFonts w:ascii="Segoe UI Emoji" w:hAnsi="Segoe UI Emoji" w:cs="Segoe UI Emoji"/>
+          <w:b/>
+          <w:bCs/>
+        </w:rPr>
+        <w:t>→ “Controladores de Dominio… almacenan y gestionan la base de datos del DA…”</w:t>
+      </w:r>
+      <w:r>
+        <w:rPr>
+          <w:rFonts w:ascii="Segoe UI Emoji" w:hAnsi="Segoe UI Emoji" w:cs="Segoe UI Emoji"/>
+          <w:b/>
+          <w:bCs/>
+        </w:rPr>
+        <w:br/>
+      </w:r>
+    </w:p>
+    <w:p>
+      <w:pPr>
+        <w:rPr>
+          <w:rFonts w:ascii="Segoe UI Emoji" w:hAnsi="Segoe UI Emoji" w:cs="Segoe UI Emoji"/>
+          <w:b/>
+          <w:bCs/>
+        </w:rPr>
+      </w:pPr>
+      <w:r>
+        <w:rPr>
+          <w:rFonts w:ascii="Segoe UI Emoji" w:hAnsi="Segoe UI Emoji" w:cs="Segoe UI Emoji"/>
+          <w:b/>
+          <w:bCs/>
+        </w:rPr>
+        <w:t>Administración de dominios</w:t>
+      </w:r>
+    </w:p>
+    <w:p>
+      <w:pPr>
+        <w:rPr>
+          <w:rFonts w:ascii="Segoe UI Emoji" w:hAnsi="Segoe UI Emoji" w:cs="Segoe UI Emoji"/>
+          <w:b/>
+          <w:bCs/>
+        </w:rPr>
+      </w:pPr>
+      <w:r>
+        <w:rPr>
+          <w:rFonts w:ascii="Segoe UI Emoji" w:hAnsi="Segoe UI Emoji" w:cs="Segoe UI Emoji"/>
+          <w:b/>
+          <w:bCs/>
+        </w:rPr>
+        <w:pict w14:anchorId="46F09DC7">
+          <v:rect id="_x0000_i1564" style="width:0;height:1.5pt" o:hralign="center" o:hrstd="t" o:hr="t" fillcolor="#a0a0a0" stroked="f"/>
+        </w:pict>
+      </w:r>
+    </w:p>
+    <w:p>
+      <w:pPr>
+        <w:rPr>
+          <w:rFonts w:ascii="Segoe UI Emoji" w:hAnsi="Segoe UI Emoji" w:cs="Segoe UI Emoji"/>
+          <w:b/>
+          <w:bCs/>
+        </w:rPr>
+      </w:pPr>
+      <w:r>
+        <w:rPr>
+          <w:rFonts w:ascii="Segoe UI Emoji" w:hAnsi="Segoe UI Emoji" w:cs="Segoe UI Emoji"/>
+          <w:b/>
+          <w:bCs/>
+        </w:rPr>
+        <w:t>19. B – Sitios optimizan replicación y dirigen autenticación</w:t>
+      </w:r>
+    </w:p>
+    <w:p>
+      <w:pPr>
+        <w:rPr>
+          <w:rFonts w:ascii="Segoe UI Emoji" w:hAnsi="Segoe UI Emoji" w:cs="Segoe UI Emoji"/>
+          <w:b/>
+          <w:bCs/>
+        </w:rPr>
+      </w:pPr>
+      <w:r>
+        <w:rPr>
+          <w:rFonts w:ascii="Segoe UI Emoji" w:hAnsi="Segoe UI Emoji" w:cs="Segoe UI Emoji"/>
+          <w:b/>
+          <w:bCs/>
+        </w:rPr>
+        <w:t>→ “Sitios… representan ubicación física… optimizan replicación y dirigen solicitudes al DC cercano.”</w:t>
+      </w:r>
+      <w:r>
+        <w:rPr>
+          <w:rFonts w:ascii="Segoe UI Emoji" w:hAnsi="Segoe UI Emoji" w:cs="Segoe UI Emoji"/>
+          <w:b/>
+          <w:bCs/>
+        </w:rPr>
+        <w:br/>
+      </w:r>
+    </w:p>
+    <w:p>
+      <w:pPr>
+        <w:rPr>
+          <w:rFonts w:ascii="Segoe UI Emoji" w:hAnsi="Segoe UI Emoji" w:cs="Segoe UI Emoji"/>
+          <w:b/>
+          <w:bCs/>
+        </w:rPr>
+      </w:pPr>
+      <w:r>
+        <w:rPr>
+          <w:rFonts w:ascii="Segoe UI Emoji" w:hAnsi="Segoe UI Emoji" w:cs="Segoe UI Emoji"/>
+          <w:b/>
+          <w:bCs/>
+        </w:rPr>
+        <w:t>Administración de dominios</w:t>
+      </w:r>
+    </w:p>
+    <w:p>
+      <w:pPr>
+        <w:rPr>
+          <w:rFonts w:ascii="Segoe UI Emoji" w:hAnsi="Segoe UI Emoji" w:cs="Segoe UI Emoji"/>
+          <w:b/>
+          <w:bCs/>
+        </w:rPr>
+      </w:pPr>
+      <w:r>
+        <w:rPr>
+          <w:rFonts w:ascii="Segoe UI Emoji" w:hAnsi="Segoe UI Emoji" w:cs="Segoe UI Emoji"/>
+          <w:b/>
+          <w:bCs/>
+        </w:rPr>
+        <w:pict w14:anchorId="17E1B5CF">
+          <v:rect id="_x0000_i1565" style="width:0;height:1.5pt" o:hralign="center" o:hrstd="t" o:hr="t" fillcolor="#a0a0a0" stroked="f"/>
+        </w:pict>
+      </w:r>
+    </w:p>
+    <w:p>
+      <w:pPr>
+        <w:rPr>
+          <w:rFonts w:ascii="Segoe UI Emoji" w:hAnsi="Segoe UI Emoji" w:cs="Segoe UI Emoji"/>
+          <w:b/>
+          <w:bCs/>
+        </w:rPr>
+      </w:pPr>
+      <w:r>
+        <w:rPr>
+          <w:rFonts w:ascii="Segoe UI Emoji" w:hAnsi="Segoe UI Emoji" w:cs="Segoe UI Emoji"/>
+          <w:b/>
+          <w:bCs/>
+        </w:rPr>
+        <w:t>20. C – Enlaces de Sitio (Site Links)</w:t>
+      </w:r>
+    </w:p>
+    <w:p>
+      <w:pPr>
+        <w:rPr>
+          <w:rFonts w:ascii="Segoe UI Emoji" w:hAnsi="Segoe UI Emoji" w:cs="Segoe UI Emoji"/>
+          <w:b/>
+          <w:bCs/>
+        </w:rPr>
+      </w:pPr>
+      <w:r>
+        <w:rPr>
+          <w:rFonts w:ascii="Segoe UI Emoji" w:hAnsi="Segoe UI Emoji" w:cs="Segoe UI Emoji"/>
+          <w:b/>
+          <w:bCs/>
+        </w:rPr>
+        <w:lastRenderedPageBreak/>
+        <w:t>→ “Enlaces de Sitio… controlan cómo se replica la información, permiten establecer horarios.”</w:t>
+      </w:r>
+      <w:r>
+        <w:rPr>
+          <w:rFonts w:ascii="Segoe UI Emoji" w:hAnsi="Segoe UI Emoji" w:cs="Segoe UI Emoji"/>
+          <w:b/>
+          <w:bCs/>
+        </w:rPr>
+        <w:br/>
+      </w:r>
+    </w:p>
+    <w:p>
+      <w:pPr>
+        <w:rPr>
+          <w:rFonts w:ascii="Segoe UI Emoji" w:hAnsi="Segoe UI Emoji" w:cs="Segoe UI Emoji"/>
+          <w:b/>
+          <w:bCs/>
+        </w:rPr>
+      </w:pPr>
+      <w:r>
+        <w:rPr>
+          <w:rFonts w:ascii="Segoe UI Emoji" w:hAnsi="Segoe UI Emoji" w:cs="Segoe UI Emoji"/>
+          <w:b/>
+          <w:bCs/>
+        </w:rPr>
+        <w:t>Administración de dominios</w:t>
+      </w:r>
+    </w:p>
+    <w:p>
+      <w:pPr>
+        <w:rPr>
+          <w:rFonts w:ascii="Segoe UI Emoji" w:hAnsi="Segoe UI Emoji" w:cs="Segoe UI Emoji"/>
+          <w:b/>
+          <w:bCs/>
+        </w:rPr>
+      </w:pPr>
+      <w:r>
+        <w:rPr>
+          <w:rFonts w:ascii="Segoe UI Emoji" w:hAnsi="Segoe UI Emoji" w:cs="Segoe UI Emoji"/>
+          <w:b/>
+          <w:bCs/>
+        </w:rPr>
+        <w:pict w14:anchorId="490889DC">
+          <v:rect id="_x0000_i1566" style="width:0;height:1.5pt" o:hralign="center" o:hrstd="t" o:hr="t" fillcolor="#a0a0a0" stroked="f"/>
+        </w:pict>
+      </w:r>
+    </w:p>
+    <w:p>
+      <w:pPr>
+        <w:rPr>
+          <w:rFonts w:ascii="Segoe UI Emoji" w:hAnsi="Segoe UI Emoji" w:cs="Segoe UI Emoji"/>
+          <w:b/>
+          <w:bCs/>
+        </w:rPr>
+      </w:pPr>
+      <w:r>
+        <w:rPr>
+          <w:rFonts w:ascii="Segoe UI Emoji" w:hAnsi="Segoe UI Emoji" w:cs="Segoe UI Emoji"/>
+          <w:b/>
+          <w:bCs/>
+        </w:rPr>
+        <w:t>21. A – DDNS</w:t>
+      </w:r>
+    </w:p>
+    <w:p>
+      <w:pPr>
+        <w:rPr>
+          <w:rFonts w:ascii="Segoe UI Emoji" w:hAnsi="Segoe UI Emoji" w:cs="Segoe UI Emoji"/>
+          <w:b/>
+          <w:bCs/>
+        </w:rPr>
+      </w:pPr>
+      <w:r>
+        <w:rPr>
+          <w:rFonts w:ascii="Segoe UI Emoji" w:hAnsi="Segoe UI Emoji" w:cs="Segoe UI Emoji"/>
+          <w:b/>
+          <w:bCs/>
+        </w:rPr>
+        <w:t>→ “El DA utiliza DDNS integrado para actualizar nombres de dominio…”</w:t>
+      </w:r>
+      <w:r>
+        <w:rPr>
+          <w:rFonts w:ascii="Segoe UI Emoji" w:hAnsi="Segoe UI Emoji" w:cs="Segoe UI Emoji"/>
+          <w:b/>
+          <w:bCs/>
+        </w:rPr>
+        <w:br/>
+      </w:r>
+    </w:p>
+    <w:p>
+      <w:pPr>
+        <w:rPr>
+          <w:rFonts w:ascii="Segoe UI Emoji" w:hAnsi="Segoe UI Emoji" w:cs="Segoe UI Emoji"/>
+          <w:b/>
+          <w:bCs/>
+        </w:rPr>
+      </w:pPr>
+      <w:r>
+        <w:rPr>
+          <w:rFonts w:ascii="Segoe UI Emoji" w:hAnsi="Segoe UI Emoji" w:cs="Segoe UI Emoji"/>
+          <w:b/>
+          <w:bCs/>
+        </w:rPr>
+        <w:t>Administración de dominios</w:t>
+      </w:r>
+    </w:p>
+    <w:p>
+      <w:pPr>
+        <w:rPr>
+          <w:rFonts w:ascii="Segoe UI Emoji" w:hAnsi="Segoe UI Emoji" w:cs="Segoe UI Emoji"/>
+          <w:b/>
+          <w:bCs/>
+        </w:rPr>
+      </w:pPr>
+      <w:r>
+        <w:rPr>
+          <w:rFonts w:ascii="Segoe UI Emoji" w:hAnsi="Segoe UI Emoji" w:cs="Segoe UI Emoji"/>
+          <w:b/>
+          <w:bCs/>
+        </w:rPr>
+        <w:pict w14:anchorId="679D9795">
+          <v:rect id="_x0000_i1567" style="width:0;height:1.5pt" o:hralign="center" o:hrstd="t" o:hr="t" fillcolor="#a0a0a0" stroked="f"/>
+        </w:pict>
+      </w:r>
+    </w:p>
+    <w:p>
+      <w:pPr>
+        <w:rPr>
+          <w:rFonts w:ascii="Segoe UI Emoji" w:hAnsi="Segoe UI Emoji" w:cs="Segoe UI Emoji"/>
+          <w:b/>
+          <w:bCs/>
+        </w:rPr>
+      </w:pPr>
+      <w:r>
+        <w:rPr>
+          <w:rFonts w:ascii="Segoe UI Emoji" w:hAnsi="Segoe UI Emoji" w:cs="Segoe UI Emoji"/>
+          <w:b/>
+          <w:bCs/>
+        </w:rPr>
+        <w:t>22. B – Dirigir autenticación al DC más cercano</w:t>
+      </w:r>
+    </w:p>
+    <w:p>
+      <w:pPr>
+        <w:rPr>
+          <w:rFonts w:ascii="Segoe UI Emoji" w:hAnsi="Segoe UI Emoji" w:cs="Segoe UI Emoji"/>
+          <w:b/>
+          <w:bCs/>
+        </w:rPr>
+      </w:pPr>
+      <w:r>
+        <w:rPr>
+          <w:rFonts w:ascii="Segoe UI Emoji" w:hAnsi="Segoe UI Emoji" w:cs="Segoe UI Emoji"/>
+          <w:b/>
+          <w:bCs/>
+        </w:rPr>
+        <w:t>→ “Subredes… permiten dirigir solicitudes… al controlador de dominio más cercano.”</w:t>
+      </w:r>
+      <w:r>
+        <w:rPr>
+          <w:rFonts w:ascii="Segoe UI Emoji" w:hAnsi="Segoe UI Emoji" w:cs="Segoe UI Emoji"/>
+          <w:b/>
+          <w:bCs/>
+        </w:rPr>
+        <w:br/>
+      </w:r>
+    </w:p>
+    <w:p>
+      <w:pPr>
+        <w:rPr>
+          <w:rFonts w:ascii="Segoe UI Emoji" w:hAnsi="Segoe UI Emoji" w:cs="Segoe UI Emoji"/>
+          <w:b/>
+          <w:bCs/>
+        </w:rPr>
+      </w:pPr>
+      <w:r>
+        <w:rPr>
+          <w:rFonts w:ascii="Segoe UI Emoji" w:hAnsi="Segoe UI Emoji" w:cs="Segoe UI Emoji"/>
+          <w:b/>
+          <w:bCs/>
+        </w:rPr>
+        <w:t>Administración de dominios</w:t>
+      </w:r>
+    </w:p>
+    <w:p>
+      <w:pPr>
+        <w:rPr>
+          <w:rFonts w:ascii="Segoe UI Emoji" w:hAnsi="Segoe UI Emoji" w:cs="Segoe UI Emoji"/>
+          <w:b/>
+          <w:bCs/>
+        </w:rPr>
+      </w:pPr>
+      <w:r>
+        <w:rPr>
+          <w:rFonts w:ascii="Segoe UI Emoji" w:hAnsi="Segoe UI Emoji" w:cs="Segoe UI Emoji"/>
+          <w:b/>
+          <w:bCs/>
+        </w:rPr>
+        <w:pict w14:anchorId="23CD2717">
+          <v:rect id="_x0000_i1568" style="width:0;height:1.5pt" o:hralign="center" o:hrstd="t" o:hr="t" fillcolor="#a0a0a0" stroked="f"/>
+        </w:pict>
+      </w:r>
+    </w:p>
+    <w:p>
+      <w:pPr>
+        <w:rPr>
+          <w:rFonts w:ascii="Segoe UI Emoji" w:hAnsi="Segoe UI Emoji" w:cs="Segoe UI Emoji"/>
+          <w:b/>
+          <w:bCs/>
+        </w:rPr>
+      </w:pPr>
+      <w:r>
+        <w:rPr>
+          <w:rFonts w:ascii="Segoe UI Emoji" w:hAnsi="Segoe UI Emoji" w:cs="Segoe UI Emoji"/>
+          <w:b/>
+          <w:bCs/>
+        </w:rPr>
+        <w:t>23. B – Optimizada para WAN y compresión</w:t>
+      </w:r>
+    </w:p>
+    <w:p>
+      <w:pPr>
+        <w:rPr>
+          <w:rFonts w:ascii="Segoe UI Emoji" w:hAnsi="Segoe UI Emoji" w:cs="Segoe UI Emoji"/>
+          <w:b/>
+          <w:bCs/>
+        </w:rPr>
+      </w:pPr>
+      <w:r>
+        <w:rPr>
+          <w:rFonts w:ascii="Segoe UI Emoji" w:hAnsi="Segoe UI Emoji" w:cs="Segoe UI Emoji"/>
+          <w:b/>
+          <w:bCs/>
+        </w:rPr>
+        <w:t xml:space="preserve">→ “Replicación </w:t>
+      </w:r>
+      <w:proofErr w:type="spellStart"/>
+      <w:r>
+        <w:rPr>
+          <w:rFonts w:ascii="Segoe UI Emoji" w:hAnsi="Segoe UI Emoji" w:cs="Segoe UI Emoji"/>
+          <w:b/>
+          <w:bCs/>
+        </w:rPr>
+        <w:t>intersitio</w:t>
+      </w:r>
+      <w:proofErr w:type="spellEnd"/>
+      <w:r>
+        <w:rPr>
+          <w:rFonts w:ascii="Segoe UI Emoji" w:hAnsi="Segoe UI Emoji" w:cs="Segoe UI Emoji"/>
+          <w:b/>
+          <w:bCs/>
+        </w:rPr>
+        <w:t>… optimizada para conexiones WAN y compresión.”</w:t>
+      </w:r>
+      <w:r>
+        <w:rPr>
+          <w:rFonts w:ascii="Segoe UI Emoji" w:hAnsi="Segoe UI Emoji" w:cs="Segoe UI Emoji"/>
+          <w:b/>
+          <w:bCs/>
+        </w:rPr>
+        <w:br/>
+      </w:r>
+    </w:p>
+    <w:p>
+      <w:pPr>
+        <w:rPr>
+          <w:rFonts w:ascii="Segoe UI Emoji" w:hAnsi="Segoe UI Emoji" w:cs="Segoe UI Emoji"/>
+          <w:b/>
+          <w:bCs/>
+        </w:rPr>
+      </w:pPr>
+      <w:r>
+        <w:rPr>
+          <w:rFonts w:ascii="Segoe UI Emoji" w:hAnsi="Segoe UI Emoji" w:cs="Segoe UI Emoji"/>
+          <w:b/>
+          <w:bCs/>
+        </w:rPr>
+        <w:t>Administración de dominios</w:t>
+      </w:r>
+    </w:p>
+    <w:p>
+      <w:pPr>
+        <w:rPr>
+          <w:rFonts w:ascii="Segoe UI Emoji" w:hAnsi="Segoe UI Emoji" w:cs="Segoe UI Emoji"/>
+          <w:b/>
+          <w:bCs/>
+        </w:rPr>
+      </w:pPr>
+      <w:r>
+        <w:rPr>
+          <w:rFonts w:ascii="Segoe UI Emoji" w:hAnsi="Segoe UI Emoji" w:cs="Segoe UI Emoji"/>
+          <w:b/>
+          <w:bCs/>
+        </w:rPr>
+        <w:pict w14:anchorId="10616FC8">
+          <v:rect id="_x0000_i1569" style="width:0;height:1.5pt" o:hralign="center" o:hrstd="t" o:hr="t" fillcolor="#a0a0a0" stroked="f"/>
+        </w:pict>
+      </w:r>
+    </w:p>
+    <w:p>
+      <w:pPr>
+        <w:rPr>
+          <w:rFonts w:ascii="Segoe UI Emoji" w:hAnsi="Segoe UI Emoji" w:cs="Segoe UI Emoji"/>
+          <w:b/>
+          <w:bCs/>
+        </w:rPr>
+      </w:pPr>
+      <w:r>
+        <w:rPr>
+          <w:rFonts w:ascii="Segoe UI Emoji" w:hAnsi="Segoe UI Emoji" w:cs="Segoe UI Emoji"/>
+          <w:b/>
+          <w:bCs/>
+        </w:rPr>
+        <w:t>24. C – Coste del enlace</w:t>
+      </w:r>
+    </w:p>
+    <w:p>
+      <w:pPr>
+        <w:rPr>
+          <w:rFonts w:ascii="Segoe UI Emoji" w:hAnsi="Segoe UI Emoji" w:cs="Segoe UI Emoji"/>
+          <w:b/>
+          <w:bCs/>
+        </w:rPr>
+      </w:pPr>
+      <w:r>
+        <w:rPr>
+          <w:rFonts w:ascii="Segoe UI Emoji" w:hAnsi="Segoe UI Emoji" w:cs="Segoe UI Emoji"/>
+          <w:b/>
+          <w:bCs/>
+        </w:rPr>
+        <w:t>→ “Se configura el coste del enlace, valor que indica la calidad del enlace…”</w:t>
+      </w:r>
+      <w:r>
+        <w:rPr>
+          <w:rFonts w:ascii="Segoe UI Emoji" w:hAnsi="Segoe UI Emoji" w:cs="Segoe UI Emoji"/>
+          <w:b/>
+          <w:bCs/>
+        </w:rPr>
+        <w:br/>
+      </w:r>
+    </w:p>
+    <w:p>
+      <w:pPr>
+        <w:rPr>
+          <w:rFonts w:ascii="Segoe UI Emoji" w:hAnsi="Segoe UI Emoji" w:cs="Segoe UI Emoji"/>
+          <w:b/>
+          <w:bCs/>
+        </w:rPr>
+      </w:pPr>
+      <w:r>
+        <w:rPr>
+          <w:rFonts w:ascii="Segoe UI Emoji" w:hAnsi="Segoe UI Emoji" w:cs="Segoe UI Emoji"/>
+          <w:b/>
+          <w:bCs/>
+        </w:rPr>
+        <w:t>Administración de dominios</w:t>
+      </w:r>
+    </w:p>
+    <w:p>
+      <w:pPr>
+        <w:rPr>
+          <w:rFonts w:ascii="Segoe UI Emoji" w:hAnsi="Segoe UI Emoji" w:cs="Segoe UI Emoji"/>
+          <w:b/>
+          <w:bCs/>
+        </w:rPr>
+      </w:pPr>
+      <w:r>
+        <w:rPr>
+          <w:rFonts w:ascii="Segoe UI Emoji" w:hAnsi="Segoe UI Emoji" w:cs="Segoe UI Emoji"/>
+          <w:b/>
+          <w:bCs/>
+        </w:rPr>
+        <w:pict w14:anchorId="0509F7A5">
+          <v:rect id="_x0000_i1570" style="width:0;height:1.5pt" o:hralign="center" o:hrstd="t" o:hr="t" fillcolor="#a0a0a0" stroked="f"/>
+        </w:pict>
+      </w:r>
+    </w:p>
+    <w:p>
+      <w:pPr>
+        <w:rPr>
+          <w:rFonts w:ascii="Segoe UI Emoji" w:hAnsi="Segoe UI Emoji" w:cs="Segoe UI Emoji"/>
+          <w:b/>
+          <w:bCs/>
+        </w:rPr>
+      </w:pPr>
+      <w:r>
+        <w:rPr>
+          <w:rFonts w:ascii="Segoe UI Emoji" w:hAnsi="Segoe UI Emoji" w:cs="Segoe UI Emoji"/>
+          <w:b/>
+          <w:bCs/>
+        </w:rPr>
+        <w:t>25. C – 8–16 GB de RAM y SSD</w:t>
+      </w:r>
+    </w:p>
+    <w:p>
+      <w:pPr>
+        <w:rPr>
+          <w:rFonts w:ascii="Segoe UI Emoji" w:hAnsi="Segoe UI Emoji" w:cs="Segoe UI Emoji"/>
+          <w:b/>
+          <w:bCs/>
+        </w:rPr>
+      </w:pPr>
+      <w:r>
+        <w:rPr>
+          <w:rFonts w:ascii="Segoe UI Emoji" w:hAnsi="Segoe UI Emoji" w:cs="Segoe UI Emoji"/>
+          <w:b/>
+          <w:bCs/>
+        </w:rPr>
+        <w:lastRenderedPageBreak/>
+        <w:t>→ “Hardware… mínimo 4GB RAM (preferiblemente 8–16 GB), discos SSD…”</w:t>
+      </w:r>
+      <w:r>
+        <w:rPr>
+          <w:rFonts w:ascii="Segoe UI Emoji" w:hAnsi="Segoe UI Emoji" w:cs="Segoe UI Emoji"/>
+          <w:b/>
+          <w:bCs/>
+        </w:rPr>
+        <w:br/>
+      </w:r>
+    </w:p>
+    <w:p>
+      <w:pPr>
+        <w:rPr>
+          <w:rFonts w:ascii="Segoe UI Emoji" w:hAnsi="Segoe UI Emoji" w:cs="Segoe UI Emoji"/>
+          <w:b/>
+          <w:bCs/>
+        </w:rPr>
+      </w:pPr>
+      <w:r>
+        <w:rPr>
+          <w:rFonts w:ascii="Segoe UI Emoji" w:hAnsi="Segoe UI Emoji" w:cs="Segoe UI Emoji"/>
+          <w:b/>
+          <w:bCs/>
+        </w:rPr>
+        <w:t>Administración de dominios</w:t>
+      </w:r>
+    </w:p>
+    <w:p>
+      <w:pPr>
+        <w:rPr>
+          <w:rFonts w:ascii="Segoe UI Emoji" w:hAnsi="Segoe UI Emoji" w:cs="Segoe UI Emoji"/>
+          <w:b/>
+          <w:bCs/>
+        </w:rPr>
+      </w:pPr>
+      <w:r>
+        <w:rPr>
+          <w:rFonts w:ascii="Segoe UI Emoji" w:hAnsi="Segoe UI Emoji" w:cs="Segoe UI Emoji"/>
+          <w:b/>
+          <w:bCs/>
+        </w:rPr>
+        <w:pict w14:anchorId="6A6E19F4">
+          <v:rect id="_x0000_i1571" style="width:0;height:1.5pt" o:hralign="center" o:hrstd="t" o:hr="t" fillcolor="#a0a0a0" stroked="f"/>
+        </w:pict>
+      </w:r>
+    </w:p>
+    <w:p>
+      <w:pPr>
+        <w:rPr>
+          <w:rFonts w:ascii="Segoe UI Emoji" w:hAnsi="Segoe UI Emoji" w:cs="Segoe UI Emoji"/>
+          <w:b/>
+          <w:bCs/>
+        </w:rPr>
+      </w:pPr>
+      <w:r>
+        <w:rPr>
+          <w:rFonts w:ascii="Segoe UI Emoji" w:hAnsi="Segoe UI Emoji" w:cs="Segoe UI Emoji"/>
+          <w:b/>
+          <w:bCs/>
+        </w:rPr>
+        <w:t>26. C – Dirección IP estática</w:t>
+      </w:r>
+    </w:p>
+    <w:p>
+      <w:pPr>
+        <w:rPr>
+          <w:rFonts w:ascii="Segoe UI Emoji" w:hAnsi="Segoe UI Emoji" w:cs="Segoe UI Emoji"/>
+          <w:b/>
+          <w:bCs/>
+        </w:rPr>
+      </w:pPr>
+      <w:r>
+        <w:rPr>
+          <w:rFonts w:ascii="Segoe UI Emoji" w:hAnsi="Segoe UI Emoji" w:cs="Segoe UI Emoji"/>
+          <w:b/>
+          <w:bCs/>
+        </w:rPr>
+        <w:t>→ “Configuración de red: Dirección IP estática para el servidor.”</w:t>
+      </w:r>
+      <w:r>
+        <w:rPr>
+          <w:rFonts w:ascii="Segoe UI Emoji" w:hAnsi="Segoe UI Emoji" w:cs="Segoe UI Emoji"/>
+          <w:b/>
+          <w:bCs/>
+        </w:rPr>
+        <w:br/>
+      </w:r>
+    </w:p>
+    <w:p>
+      <w:pPr>
+        <w:rPr>
+          <w:rFonts w:ascii="Segoe UI Emoji" w:hAnsi="Segoe UI Emoji" w:cs="Segoe UI Emoji"/>
+          <w:b/>
+          <w:bCs/>
+        </w:rPr>
+      </w:pPr>
+      <w:r>
+        <w:rPr>
+          <w:rFonts w:ascii="Segoe UI Emoji" w:hAnsi="Segoe UI Emoji" w:cs="Segoe UI Emoji"/>
+          <w:b/>
+          <w:bCs/>
+        </w:rPr>
+        <w:t>Administración de dominios</w:t>
+      </w:r>
+    </w:p>
+    <w:p>
+      <w:pPr>
+        <w:rPr>
+          <w:rFonts w:ascii="Segoe UI Emoji" w:hAnsi="Segoe UI Emoji" w:cs="Segoe UI Emoji"/>
+          <w:b/>
+          <w:bCs/>
+        </w:rPr>
+      </w:pPr>
+      <w:r>
+        <w:rPr>
+          <w:rFonts w:ascii="Segoe UI Emoji" w:hAnsi="Segoe UI Emoji" w:cs="Segoe UI Emoji"/>
+          <w:b/>
+          <w:bCs/>
+        </w:rPr>
+        <w:pict w14:anchorId="1CE69B81">
+          <v:rect id="_x0000_i1572" style="width:0;height:1.5pt" o:hralign="center" o:hrstd="t" o:hr="t" fillcolor="#a0a0a0" stroked="f"/>
+        </w:pict>
+      </w:r>
+    </w:p>
+    <w:p>
+      <w:pPr>
+        <w:rPr>
+          <w:rFonts w:ascii="Segoe UI Emoji" w:hAnsi="Segoe UI Emoji" w:cs="Segoe UI Emoji"/>
+          <w:b/>
+          <w:bCs/>
+        </w:rPr>
+      </w:pPr>
+      <w:r>
+        <w:rPr>
+          <w:rFonts w:ascii="Segoe UI Emoji" w:hAnsi="Segoe UI Emoji" w:cs="Segoe UI Emoji"/>
+          <w:b/>
+          <w:bCs/>
+        </w:rPr>
+        <w:t>27. C – Horario permitido de acceso</w:t>
+      </w:r>
+    </w:p>
+    <w:p>
+      <w:pPr>
+        <w:rPr>
+          <w:rFonts w:ascii="Segoe UI Emoji" w:hAnsi="Segoe UI Emoji" w:cs="Segoe UI Emoji"/>
+          <w:b/>
+          <w:bCs/>
+        </w:rPr>
+      </w:pPr>
+      <w:r>
+        <w:rPr>
+          <w:rFonts w:ascii="Segoe UI Emoji" w:hAnsi="Segoe UI Emoji" w:cs="Segoe UI Emoji"/>
+          <w:b/>
+          <w:bCs/>
+        </w:rPr>
+        <w:t>→ “Restricciones… Horario permitido de acceso…”</w:t>
+      </w:r>
+      <w:r>
+        <w:rPr>
+          <w:rFonts w:ascii="Segoe UI Emoji" w:hAnsi="Segoe UI Emoji" w:cs="Segoe UI Emoji"/>
+          <w:b/>
+          <w:bCs/>
+        </w:rPr>
+        <w:br/>
+      </w:r>
+    </w:p>
+    <w:p>
+      <w:pPr>
+        <w:rPr>
+          <w:rFonts w:ascii="Segoe UI Emoji" w:hAnsi="Segoe UI Emoji" w:cs="Segoe UI Emoji"/>
+          <w:b/>
+          <w:bCs/>
+        </w:rPr>
+      </w:pPr>
+      <w:r>
+        <w:rPr>
+          <w:rFonts w:ascii="Segoe UI Emoji" w:hAnsi="Segoe UI Emoji" w:cs="Segoe UI Emoji"/>
+          <w:b/>
+          <w:bCs/>
+        </w:rPr>
+        <w:t>Administración de dominios</w:t>
+      </w:r>
+    </w:p>
+    <w:p>
+      <w:pPr>
+        <w:rPr>
+          <w:rFonts w:ascii="Segoe UI Emoji" w:hAnsi="Segoe UI Emoji" w:cs="Segoe UI Emoji"/>
+          <w:b/>
+          <w:bCs/>
+        </w:rPr>
+      </w:pPr>
+      <w:r>
+        <w:rPr>
+          <w:rFonts w:ascii="Segoe UI Emoji" w:hAnsi="Segoe UI Emoji" w:cs="Segoe UI Emoji"/>
+          <w:b/>
+          <w:bCs/>
+        </w:rPr>
+        <w:pict w14:anchorId="55E872FD">
+          <v:rect id="_x0000_i1573" style="width:0;height:1.5pt" o:hralign="center" o:hrstd="t" o:hr="t" fillcolor="#a0a0a0" stroked="f"/>
+        </w:pict>
+      </w:r>
+    </w:p>
+    <w:p>
+      <w:pPr>
+        <w:rPr>
+          <w:rFonts w:ascii="Segoe UI Emoji" w:hAnsi="Segoe UI Emoji" w:cs="Segoe UI Emoji"/>
+          <w:b/>
+          <w:bCs/>
+        </w:rPr>
+      </w:pPr>
+      <w:r>
+        <w:rPr>
+          <w:rFonts w:ascii="Segoe UI Emoji" w:hAnsi="Segoe UI Emoji" w:cs="Segoe UI Emoji"/>
+          <w:b/>
+          <w:bCs/>
+        </w:rPr>
+        <w:t>28. B – Kerberos</w:t>
+      </w:r>
+    </w:p>
+    <w:p>
+      <w:pPr>
+        <w:rPr>
+          <w:rFonts w:ascii="Segoe UI Emoji" w:hAnsi="Segoe UI Emoji" w:cs="Segoe UI Emoji"/>
+          <w:b/>
+          <w:bCs/>
+        </w:rPr>
+      </w:pPr>
+      <w:r>
+        <w:rPr>
+          <w:rFonts w:ascii="Segoe UI Emoji" w:hAnsi="Segoe UI Emoji" w:cs="Segoe UI Emoji"/>
+          <w:b/>
+          <w:bCs/>
+        </w:rPr>
+        <w:t>→ “SSO… se logra mediante Kerberos.”</w:t>
+      </w:r>
+      <w:r>
+        <w:rPr>
+          <w:rFonts w:ascii="Segoe UI Emoji" w:hAnsi="Segoe UI Emoji" w:cs="Segoe UI Emoji"/>
+          <w:b/>
+          <w:bCs/>
+        </w:rPr>
+        <w:br/>
+      </w:r>
+    </w:p>
+    <w:p>
+      <w:pPr>
+        <w:rPr>
+          <w:rFonts w:ascii="Segoe UI Emoji" w:hAnsi="Segoe UI Emoji" w:cs="Segoe UI Emoji"/>
+          <w:b/>
+          <w:bCs/>
+        </w:rPr>
+      </w:pPr>
+      <w:r>
+        <w:rPr>
+          <w:rFonts w:ascii="Segoe UI Emoji" w:hAnsi="Segoe UI Emoji" w:cs="Segoe UI Emoji"/>
+          <w:b/>
+          <w:bCs/>
+        </w:rPr>
+        <w:t>Administración de dominios</w:t>
+      </w:r>
+    </w:p>
+    <w:p>
+      <w:pPr>
+        <w:rPr>
+          <w:rFonts w:ascii="Segoe UI Emoji" w:hAnsi="Segoe UI Emoji" w:cs="Segoe UI Emoji"/>
+          <w:b/>
+          <w:bCs/>
+        </w:rPr>
+      </w:pPr>
+      <w:r>
+        <w:rPr>
+          <w:rFonts w:ascii="Segoe UI Emoji" w:hAnsi="Segoe UI Emoji" w:cs="Segoe UI Emoji"/>
+          <w:b/>
+          <w:bCs/>
+        </w:rPr>
+        <w:pict w14:anchorId="5190268E">
+          <v:rect id="_x0000_i1574" style="width:0;height:1.5pt" o:hralign="center" o:hrstd="t" o:hr="t" fillcolor="#a0a0a0" stroked="f"/>
+        </w:pict>
+      </w:r>
+    </w:p>
+    <w:p>
+      <w:pPr>
+        <w:rPr>
+          <w:rFonts w:ascii="Segoe UI Emoji" w:hAnsi="Segoe UI Emoji" w:cs="Segoe UI Emoji"/>
+          <w:b/>
+          <w:bCs/>
+        </w:rPr>
+      </w:pPr>
+      <w:r>
+        <w:rPr>
+          <w:rFonts w:ascii="Segoe UI Emoji" w:hAnsi="Segoe UI Emoji" w:cs="Segoe UI Emoji"/>
+          <w:b/>
+          <w:bCs/>
+        </w:rPr>
+        <w:t>29. C – Perfil obligatorio</w:t>
+      </w:r>
+    </w:p>
+    <w:p>
+      <w:pPr>
+        <w:rPr>
+          <w:rFonts w:ascii="Segoe UI Emoji" w:hAnsi="Segoe UI Emoji" w:cs="Segoe UI Emoji"/>
+          <w:b/>
+          <w:bCs/>
+        </w:rPr>
+      </w:pPr>
+      <w:r>
+        <w:rPr>
+          <w:rFonts w:ascii="Segoe UI Emoji" w:hAnsi="Segoe UI Emoji" w:cs="Segoe UI Emoji"/>
+          <w:b/>
+          <w:bCs/>
+        </w:rPr>
+        <w:t>→ “Perfiles obligatorios… impiden que los usuarios realicen cambios.”</w:t>
+      </w:r>
+      <w:r>
+        <w:rPr>
+          <w:rFonts w:ascii="Segoe UI Emoji" w:hAnsi="Segoe UI Emoji" w:cs="Segoe UI Emoji"/>
+          <w:b/>
+          <w:bCs/>
+        </w:rPr>
+        <w:br/>
+      </w:r>
+    </w:p>
+    <w:p>
+      <w:pPr>
+        <w:rPr>
+          <w:rFonts w:ascii="Segoe UI Emoji" w:hAnsi="Segoe UI Emoji" w:cs="Segoe UI Emoji"/>
+          <w:b/>
+          <w:bCs/>
+        </w:rPr>
+      </w:pPr>
+      <w:r>
+        <w:rPr>
+          <w:rFonts w:ascii="Segoe UI Emoji" w:hAnsi="Segoe UI Emoji" w:cs="Segoe UI Emoji"/>
+          <w:b/>
+          <w:bCs/>
+        </w:rPr>
+        <w:t>Administración de dominios</w:t>
+      </w:r>
+    </w:p>
+    <w:p>
+      <w:pPr>
+        <w:rPr>
+          <w:rFonts w:ascii="Segoe UI Emoji" w:hAnsi="Segoe UI Emoji" w:cs="Segoe UI Emoji"/>
+          <w:b/>
+          <w:bCs/>
+        </w:rPr>
+      </w:pPr>
+      <w:r>
+        <w:rPr>
+          <w:rFonts w:ascii="Segoe UI Emoji" w:hAnsi="Segoe UI Emoji" w:cs="Segoe UI Emoji"/>
+          <w:b/>
+          <w:bCs/>
+        </w:rPr>
+        <w:pict w14:anchorId="2223FCD7">
+          <v:rect id="_x0000_i1575" style="width:0;height:1.5pt" o:hralign="center" o:hrstd="t" o:hr="t" fillcolor="#a0a0a0" stroked="f"/>
+        </w:pict>
+      </w:r>
+    </w:p>
+    <w:p>
+      <w:pPr>
+        <w:rPr>
+          <w:rFonts w:ascii="Segoe UI Emoji" w:hAnsi="Segoe UI Emoji" w:cs="Segoe UI Emoji"/>
+          <w:b/>
+          <w:bCs/>
+        </w:rPr>
+      </w:pPr>
+      <w:r>
+        <w:rPr>
+          <w:rFonts w:ascii="Segoe UI Emoji" w:hAnsi="Segoe UI Emoji" w:cs="Segoe UI Emoji"/>
+          <w:b/>
+          <w:bCs/>
+        </w:rPr>
+        <w:t>30. C – Scripts de inicio de sesión</w:t>
+      </w:r>
+    </w:p>
+    <w:p>
+      <w:pPr>
+        <w:rPr>
+          <w:rFonts w:ascii="Segoe UI Emoji" w:hAnsi="Segoe UI Emoji" w:cs="Segoe UI Emoji"/>
+          <w:b/>
+          <w:bCs/>
+        </w:rPr>
+      </w:pPr>
+      <w:r>
+        <w:rPr>
+          <w:rFonts w:ascii="Segoe UI Emoji" w:hAnsi="Segoe UI Emoji" w:cs="Segoe UI Emoji"/>
+          <w:b/>
+          <w:bCs/>
+        </w:rPr>
+        <w:lastRenderedPageBreak/>
+        <w:t>→ “Scripts de Inicio de Sesión… automatizan tareas como asignación de unidades.”</w:t>
+      </w:r>
+      <w:r>
+        <w:rPr>
+          <w:rFonts w:ascii="Segoe UI Emoji" w:hAnsi="Segoe UI Emoji" w:cs="Segoe UI Emoji"/>
+          <w:b/>
+          <w:bCs/>
+        </w:rPr>
+        <w:br/>
+      </w:r>
+    </w:p>
+    <w:p>
+      <w:pPr>
+        <w:rPr>
+          <w:rFonts w:ascii="Segoe UI Emoji" w:hAnsi="Segoe UI Emoji" w:cs="Segoe UI Emoji"/>
+          <w:b/>
+          <w:bCs/>
+        </w:rPr>
+      </w:pPr>
+      <w:r>
+        <w:rPr>
+          <w:rFonts w:ascii="Segoe UI Emoji" w:hAnsi="Segoe UI Emoji" w:cs="Segoe UI Emoji"/>
+          <w:b/>
+          <w:bCs/>
+        </w:rPr>
+        <w:t>Administración de dominios</w:t>
       </w:r>
     </w:p>
     <w:p/>
@@ -1674,7 +4519,6 @@
   <w:style w:type="character" w:default="1" w:styleId="Fuentedeprrafopredeter">
     <w:name w:val="Default Paragraph Font"/>
     <w:uiPriority w:val="1"/>
-    <w:semiHidden/>
     <w:unhideWhenUsed/>
   </w:style>
   <w:style w:type="table" w:default="1" w:styleId="Tablanormal">
